--- a/Output/Chibanian_Table.docx
+++ b/Output/Chibanian_Table.docx
@@ -32219,7 +32219,7 @@
                 <w:szCs w:val="18"/>
                 <w:color w:val="000000"/>
               </w:rPr>
-              <w:t xml:space="preserve"/>
+              <w:t xml:space="preserve">0.35-0.28</w:t>
             </w:r>
           </w:p>
         </w:tc>
@@ -32273,7 +32273,59 @@
                 <w:szCs w:val="18"/>
                 <w:color w:val="000000"/>
               </w:rPr>
-              <w:t xml:space="preserve"/>
+              <w:t xml:space="preserve">ESR,</w:t>
+            </w:r>
+            <w:r>
+              <w:rPr>
+                <w:rFonts w:ascii="Arial" w:hAnsi="Arial" w:eastAsia="Arial" w:cs="Arial"/>
+                <w:i w:val="false"/>
+                <w:b w:val="false"/>
+                <w:u w:val="none"/>
+                <w:strike w:val="false"/>
+                <w:sz w:val="18"/>
+                <w:szCs w:val="18"/>
+                <w:color w:val="000000"/>
+              </w:rPr>
+              <w:t xml:space="preserve"> </w:t>
+            </w:r>
+            <w:r>
+              <w:rPr>
+                <w:rFonts w:ascii="Arial" w:hAnsi="Arial" w:eastAsia="Arial" w:cs="Arial"/>
+                <w:i w:val="false"/>
+                <w:b w:val="false"/>
+                <w:u w:val="none"/>
+                <w:strike w:val="false"/>
+                <w:sz w:val="18"/>
+                <w:szCs w:val="18"/>
+                <w:color w:val="000000"/>
+              </w:rPr>
+              <w:t xml:space="preserve">U-series,</w:t>
+            </w:r>
+            <w:r>
+              <w:rPr>
+                <w:rFonts w:ascii="Arial" w:hAnsi="Arial" w:eastAsia="Arial" w:cs="Arial"/>
+                <w:i w:val="false"/>
+                <w:b w:val="false"/>
+                <w:u w:val="none"/>
+                <w:strike w:val="false"/>
+                <w:sz w:val="18"/>
+                <w:szCs w:val="18"/>
+                <w:color w:val="000000"/>
+              </w:rPr>
+              <w:t xml:space="preserve"> </w:t>
+            </w:r>
+            <w:r>
+              <w:rPr>
+                <w:rFonts w:ascii="Arial" w:hAnsi="Arial" w:eastAsia="Arial" w:cs="Arial"/>
+                <w:i w:val="false"/>
+                <w:b w:val="false"/>
+                <w:u w:val="none"/>
+                <w:strike w:val="false"/>
+                <w:sz w:val="18"/>
+                <w:szCs w:val="18"/>
+                <w:color w:val="000000"/>
+              </w:rPr>
+              <w:t xml:space="preserve">biostratigraphy</w:t>
             </w:r>
           </w:p>
         </w:tc>
@@ -32319,15 +32371,717 @@
             <w:r>
               <w:rPr>
                 <w:rFonts w:ascii="Arial" w:hAnsi="Arial" w:eastAsia="Arial" w:cs="Arial"/>
-                <w:i w:val="false"/>
-                <w:b w:val="false"/>
-                <w:u w:val="none"/>
-                <w:strike w:val="false"/>
-                <w:sz w:val="18"/>
-                <w:szCs w:val="18"/>
-                <w:color w:val="000000"/>
-              </w:rPr>
-              <w:t xml:space="preserve"/>
+                <w:i w:val="true"/>
+                <w:b w:val="false"/>
+                <w:u w:val="none"/>
+                <w:strike w:val="false"/>
+                <w:sz w:val="18"/>
+                <w:szCs w:val="18"/>
+                <w:color w:val="000000"/>
+              </w:rPr>
+              <w:t xml:space="preserve">Canis</w:t>
+            </w:r>
+            <w:r>
+              <w:rPr>
+                <w:rFonts w:ascii="Arial" w:hAnsi="Arial" w:eastAsia="Arial" w:cs="Arial"/>
+                <w:i w:val="true"/>
+                <w:b w:val="false"/>
+                <w:u w:val="none"/>
+                <w:strike w:val="false"/>
+                <w:sz w:val="18"/>
+                <w:szCs w:val="18"/>
+                <w:color w:val="000000"/>
+              </w:rPr>
+              <w:t xml:space="preserve"> </w:t>
+            </w:r>
+            <w:r>
+              <w:rPr>
+                <w:rFonts w:ascii="Arial" w:hAnsi="Arial" w:eastAsia="Arial" w:cs="Arial"/>
+                <w:i w:val="true"/>
+                <w:b w:val="false"/>
+                <w:u w:val="none"/>
+                <w:strike w:val="false"/>
+                <w:sz w:val="18"/>
+                <w:szCs w:val="18"/>
+                <w:color w:val="000000"/>
+              </w:rPr>
+              <w:t xml:space="preserve">lupus,</w:t>
+            </w:r>
+            <w:r>
+              <w:rPr>
+                <w:rFonts w:ascii="Arial" w:hAnsi="Arial" w:eastAsia="Arial" w:cs="Arial"/>
+                <w:i w:val="true"/>
+                <w:b w:val="false"/>
+                <w:u w:val="none"/>
+                <w:strike w:val="false"/>
+                <w:sz w:val="18"/>
+                <w:szCs w:val="18"/>
+                <w:color w:val="000000"/>
+              </w:rPr>
+              <w:t xml:space="preserve"> </w:t>
+            </w:r>
+            <w:r>
+              <w:rPr>
+                <w:rFonts w:ascii="Arial" w:hAnsi="Arial" w:eastAsia="Arial" w:cs="Arial"/>
+                <w:i w:val="true"/>
+                <w:b w:val="false"/>
+                <w:u w:val="none"/>
+                <w:strike w:val="false"/>
+                <w:sz w:val="18"/>
+                <w:szCs w:val="18"/>
+                <w:color w:val="000000"/>
+              </w:rPr>
+              <w:t xml:space="preserve">Crocuta</w:t>
+            </w:r>
+            <w:r>
+              <w:rPr>
+                <w:rFonts w:ascii="Arial" w:hAnsi="Arial" w:eastAsia="Arial" w:cs="Arial"/>
+                <w:i w:val="true"/>
+                <w:b w:val="false"/>
+                <w:u w:val="none"/>
+                <w:strike w:val="false"/>
+                <w:sz w:val="18"/>
+                <w:szCs w:val="18"/>
+                <w:color w:val="000000"/>
+              </w:rPr>
+              <w:t xml:space="preserve"> </w:t>
+            </w:r>
+            <w:r>
+              <w:rPr>
+                <w:rFonts w:ascii="Arial" w:hAnsi="Arial" w:eastAsia="Arial" w:cs="Arial"/>
+                <w:i w:val="true"/>
+                <w:b w:val="false"/>
+                <w:u w:val="none"/>
+                <w:strike w:val="false"/>
+                <w:sz w:val="18"/>
+                <w:szCs w:val="18"/>
+                <w:color w:val="000000"/>
+              </w:rPr>
+              <w:t xml:space="preserve">crocuta</w:t>
+            </w:r>
+            <w:r>
+              <w:rPr>
+                <w:rFonts w:ascii="Arial" w:hAnsi="Arial" w:eastAsia="Arial" w:cs="Arial"/>
+                <w:i w:val="true"/>
+                <w:b w:val="false"/>
+                <w:u w:val="none"/>
+                <w:strike w:val="false"/>
+                <w:sz w:val="18"/>
+                <w:szCs w:val="18"/>
+                <w:color w:val="000000"/>
+              </w:rPr>
+              <w:t xml:space="preserve"> </w:t>
+            </w:r>
+            <w:r>
+              <w:rPr>
+                <w:rFonts w:ascii="Arial" w:hAnsi="Arial" w:eastAsia="Arial" w:cs="Arial"/>
+                <w:i w:val="true"/>
+                <w:b w:val="false"/>
+                <w:u w:val="none"/>
+                <w:strike w:val="false"/>
+                <w:sz w:val="18"/>
+                <w:szCs w:val="18"/>
+                <w:color w:val="000000"/>
+              </w:rPr>
+              <w:t xml:space="preserve">spelaea,</w:t>
+            </w:r>
+            <w:r>
+              <w:rPr>
+                <w:rFonts w:ascii="Arial" w:hAnsi="Arial" w:eastAsia="Arial" w:cs="Arial"/>
+                <w:i w:val="true"/>
+                <w:b w:val="false"/>
+                <w:u w:val="none"/>
+                <w:strike w:val="false"/>
+                <w:sz w:val="18"/>
+                <w:szCs w:val="18"/>
+                <w:color w:val="000000"/>
+              </w:rPr>
+              <w:t xml:space="preserve"> </w:t>
+            </w:r>
+            <w:r>
+              <w:rPr>
+                <w:rFonts w:ascii="Arial" w:hAnsi="Arial" w:eastAsia="Arial" w:cs="Arial"/>
+                <w:i w:val="true"/>
+                <w:b w:val="false"/>
+                <w:u w:val="none"/>
+                <w:strike w:val="false"/>
+                <w:sz w:val="18"/>
+                <w:szCs w:val="18"/>
+                <w:color w:val="000000"/>
+              </w:rPr>
+              <w:t xml:space="preserve">Ursus</w:t>
+            </w:r>
+            <w:r>
+              <w:rPr>
+                <w:rFonts w:ascii="Arial" w:hAnsi="Arial" w:eastAsia="Arial" w:cs="Arial"/>
+                <w:i w:val="true"/>
+                <w:b w:val="false"/>
+                <w:u w:val="none"/>
+                <w:strike w:val="false"/>
+                <w:sz w:val="18"/>
+                <w:szCs w:val="18"/>
+                <w:color w:val="000000"/>
+              </w:rPr>
+              <w:t xml:space="preserve"> </w:t>
+            </w:r>
+            <w:r>
+              <w:rPr>
+                <w:rFonts w:ascii="Arial" w:hAnsi="Arial" w:eastAsia="Arial" w:cs="Arial"/>
+                <w:i w:val="true"/>
+                <w:b w:val="false"/>
+                <w:u w:val="none"/>
+                <w:strike w:val="false"/>
+                <w:sz w:val="18"/>
+                <w:szCs w:val="18"/>
+                <w:color w:val="000000"/>
+              </w:rPr>
+              <w:t xml:space="preserve">thibetanus,</w:t>
+            </w:r>
+            <w:r>
+              <w:rPr>
+                <w:rFonts w:ascii="Arial" w:hAnsi="Arial" w:eastAsia="Arial" w:cs="Arial"/>
+                <w:i w:val="true"/>
+                <w:b w:val="false"/>
+                <w:u w:val="none"/>
+                <w:strike w:val="false"/>
+                <w:sz w:val="18"/>
+                <w:szCs w:val="18"/>
+                <w:color w:val="000000"/>
+              </w:rPr>
+              <w:t xml:space="preserve"> </w:t>
+            </w:r>
+            <w:r>
+              <w:rPr>
+                <w:rFonts w:ascii="Arial" w:hAnsi="Arial" w:eastAsia="Arial" w:cs="Arial"/>
+                <w:i w:val="true"/>
+                <w:b w:val="false"/>
+                <w:u w:val="none"/>
+                <w:strike w:val="false"/>
+                <w:sz w:val="18"/>
+                <w:szCs w:val="18"/>
+                <w:color w:val="000000"/>
+              </w:rPr>
+              <w:t xml:space="preserve">Vulpes</w:t>
+            </w:r>
+            <w:r>
+              <w:rPr>
+                <w:rFonts w:ascii="Arial" w:hAnsi="Arial" w:eastAsia="Arial" w:cs="Arial"/>
+                <w:i w:val="true"/>
+                <w:b w:val="false"/>
+                <w:u w:val="none"/>
+                <w:strike w:val="false"/>
+                <w:sz w:val="18"/>
+                <w:szCs w:val="18"/>
+                <w:color w:val="000000"/>
+              </w:rPr>
+              <w:t xml:space="preserve"> </w:t>
+            </w:r>
+            <w:r>
+              <w:rPr>
+                <w:rFonts w:ascii="Arial" w:hAnsi="Arial" w:eastAsia="Arial" w:cs="Arial"/>
+                <w:i w:val="true"/>
+                <w:b w:val="false"/>
+                <w:u w:val="none"/>
+                <w:strike w:val="false"/>
+                <w:sz w:val="18"/>
+                <w:szCs w:val="18"/>
+                <w:color w:val="000000"/>
+              </w:rPr>
+              <w:t xml:space="preserve">vulpes,</w:t>
+            </w:r>
+            <w:r>
+              <w:rPr>
+                <w:rFonts w:ascii="Arial" w:hAnsi="Arial" w:eastAsia="Arial" w:cs="Arial"/>
+                <w:i w:val="true"/>
+                <w:b w:val="false"/>
+                <w:u w:val="none"/>
+                <w:strike w:val="false"/>
+                <w:sz w:val="18"/>
+                <w:szCs w:val="18"/>
+                <w:color w:val="000000"/>
+              </w:rPr>
+              <w:t xml:space="preserve"> </w:t>
+            </w:r>
+            <w:r>
+              <w:rPr>
+                <w:rFonts w:ascii="Arial" w:hAnsi="Arial" w:eastAsia="Arial" w:cs="Arial"/>
+                <w:i w:val="true"/>
+                <w:b w:val="false"/>
+                <w:u w:val="none"/>
+                <w:strike w:val="false"/>
+                <w:sz w:val="18"/>
+                <w:szCs w:val="18"/>
+                <w:color w:val="000000"/>
+              </w:rPr>
+              <w:t xml:space="preserve">Panthera</w:t>
+            </w:r>
+            <w:r>
+              <w:rPr>
+                <w:rFonts w:ascii="Arial" w:hAnsi="Arial" w:eastAsia="Arial" w:cs="Arial"/>
+                <w:i w:val="true"/>
+                <w:b w:val="false"/>
+                <w:u w:val="none"/>
+                <w:strike w:val="false"/>
+                <w:sz w:val="18"/>
+                <w:szCs w:val="18"/>
+                <w:color w:val="000000"/>
+              </w:rPr>
+              <w:t xml:space="preserve"> </w:t>
+            </w:r>
+            <w:r>
+              <w:rPr>
+                <w:rFonts w:ascii="Arial" w:hAnsi="Arial" w:eastAsia="Arial" w:cs="Arial"/>
+                <w:i w:val="true"/>
+                <w:b w:val="false"/>
+                <w:u w:val="none"/>
+                <w:strike w:val="false"/>
+                <w:sz w:val="18"/>
+                <w:szCs w:val="18"/>
+                <w:color w:val="000000"/>
+              </w:rPr>
+              <w:t xml:space="preserve">leo</w:t>
+            </w:r>
+            <w:r>
+              <w:rPr>
+                <w:rFonts w:ascii="Arial" w:hAnsi="Arial" w:eastAsia="Arial" w:cs="Arial"/>
+                <w:i w:val="true"/>
+                <w:b w:val="false"/>
+                <w:u w:val="none"/>
+                <w:strike w:val="false"/>
+                <w:sz w:val="18"/>
+                <w:szCs w:val="18"/>
+                <w:color w:val="000000"/>
+              </w:rPr>
+              <w:t xml:space="preserve"> </w:t>
+            </w:r>
+            <w:r>
+              <w:rPr>
+                <w:rFonts w:ascii="Arial" w:hAnsi="Arial" w:eastAsia="Arial" w:cs="Arial"/>
+                <w:i w:val="true"/>
+                <w:b w:val="false"/>
+                <w:u w:val="none"/>
+                <w:strike w:val="false"/>
+                <w:sz w:val="18"/>
+                <w:szCs w:val="18"/>
+                <w:color w:val="000000"/>
+              </w:rPr>
+              <w:t xml:space="preserve">spelaea,</w:t>
+            </w:r>
+            <w:r>
+              <w:rPr>
+                <w:rFonts w:ascii="Arial" w:hAnsi="Arial" w:eastAsia="Arial" w:cs="Arial"/>
+                <w:i w:val="true"/>
+                <w:b w:val="false"/>
+                <w:u w:val="none"/>
+                <w:strike w:val="false"/>
+                <w:sz w:val="18"/>
+                <w:szCs w:val="18"/>
+                <w:color w:val="000000"/>
+              </w:rPr>
+              <w:t xml:space="preserve"> </w:t>
+            </w:r>
+            <w:r>
+              <w:rPr>
+                <w:rFonts w:ascii="Arial" w:hAnsi="Arial" w:eastAsia="Arial" w:cs="Arial"/>
+                <w:i w:val="true"/>
+                <w:b w:val="false"/>
+                <w:u w:val="none"/>
+                <w:strike w:val="false"/>
+                <w:sz w:val="18"/>
+                <w:szCs w:val="18"/>
+                <w:color w:val="000000"/>
+              </w:rPr>
+              <w:t xml:space="preserve">Ursus</w:t>
+            </w:r>
+            <w:r>
+              <w:rPr>
+                <w:rFonts w:ascii="Arial" w:hAnsi="Arial" w:eastAsia="Arial" w:cs="Arial"/>
+                <w:i w:val="true"/>
+                <w:b w:val="false"/>
+                <w:u w:val="none"/>
+                <w:strike w:val="false"/>
+                <w:sz w:val="18"/>
+                <w:szCs w:val="18"/>
+                <w:color w:val="000000"/>
+              </w:rPr>
+              <w:t xml:space="preserve"> </w:t>
+            </w:r>
+            <w:r>
+              <w:rPr>
+                <w:rFonts w:ascii="Arial" w:hAnsi="Arial" w:eastAsia="Arial" w:cs="Arial"/>
+                <w:i w:val="true"/>
+                <w:b w:val="false"/>
+                <w:u w:val="none"/>
+                <w:strike w:val="false"/>
+                <w:sz w:val="18"/>
+                <w:szCs w:val="18"/>
+                <w:color w:val="000000"/>
+              </w:rPr>
+              <w:t xml:space="preserve">deningeri,</w:t>
+            </w:r>
+            <w:r>
+              <w:rPr>
+                <w:rFonts w:ascii="Arial" w:hAnsi="Arial" w:eastAsia="Arial" w:cs="Arial"/>
+                <w:i w:val="true"/>
+                <w:b w:val="false"/>
+                <w:u w:val="none"/>
+                <w:strike w:val="false"/>
+                <w:sz w:val="18"/>
+                <w:szCs w:val="18"/>
+                <w:color w:val="000000"/>
+              </w:rPr>
+              <w:t xml:space="preserve"> </w:t>
+            </w:r>
+            <w:r>
+              <w:rPr>
+                <w:rFonts w:ascii="Arial" w:hAnsi="Arial" w:eastAsia="Arial" w:cs="Arial"/>
+                <w:i w:val="true"/>
+                <w:b w:val="false"/>
+                <w:u w:val="none"/>
+                <w:strike w:val="false"/>
+                <w:sz w:val="18"/>
+                <w:szCs w:val="18"/>
+                <w:color w:val="000000"/>
+              </w:rPr>
+              <w:t xml:space="preserve">Ursus</w:t>
+            </w:r>
+            <w:r>
+              <w:rPr>
+                <w:rFonts w:ascii="Arial" w:hAnsi="Arial" w:eastAsia="Arial" w:cs="Arial"/>
+                <w:i w:val="true"/>
+                <w:b w:val="false"/>
+                <w:u w:val="none"/>
+                <w:strike w:val="false"/>
+                <w:sz w:val="18"/>
+                <w:szCs w:val="18"/>
+                <w:color w:val="000000"/>
+              </w:rPr>
+              <w:t xml:space="preserve"> </w:t>
+            </w:r>
+            <w:r>
+              <w:rPr>
+                <w:rFonts w:ascii="Arial" w:hAnsi="Arial" w:eastAsia="Arial" w:cs="Arial"/>
+                <w:i w:val="true"/>
+                <w:b w:val="false"/>
+                <w:u w:val="none"/>
+                <w:strike w:val="false"/>
+                <w:sz w:val="18"/>
+                <w:szCs w:val="18"/>
+                <w:color w:val="000000"/>
+              </w:rPr>
+              <w:t xml:space="preserve">arctos,</w:t>
+            </w:r>
+            <w:r>
+              <w:rPr>
+                <w:rFonts w:ascii="Arial" w:hAnsi="Arial" w:eastAsia="Arial" w:cs="Arial"/>
+                <w:i w:val="true"/>
+                <w:b w:val="false"/>
+                <w:u w:val="none"/>
+                <w:strike w:val="false"/>
+                <w:sz w:val="18"/>
+                <w:szCs w:val="18"/>
+                <w:color w:val="000000"/>
+              </w:rPr>
+              <w:t xml:space="preserve"> </w:t>
+            </w:r>
+            <w:r>
+              <w:rPr>
+                <w:rFonts w:ascii="Arial" w:hAnsi="Arial" w:eastAsia="Arial" w:cs="Arial"/>
+                <w:i w:val="true"/>
+                <w:b w:val="false"/>
+                <w:u w:val="none"/>
+                <w:strike w:val="false"/>
+                <w:sz w:val="18"/>
+                <w:szCs w:val="18"/>
+                <w:color w:val="000000"/>
+              </w:rPr>
+              <w:t xml:space="preserve">Cervus</w:t>
+            </w:r>
+            <w:r>
+              <w:rPr>
+                <w:rFonts w:ascii="Arial" w:hAnsi="Arial" w:eastAsia="Arial" w:cs="Arial"/>
+                <w:i w:val="true"/>
+                <w:b w:val="false"/>
+                <w:u w:val="none"/>
+                <w:strike w:val="false"/>
+                <w:sz w:val="18"/>
+                <w:szCs w:val="18"/>
+                <w:color w:val="000000"/>
+              </w:rPr>
+              <w:t xml:space="preserve"> </w:t>
+            </w:r>
+            <w:r>
+              <w:rPr>
+                <w:rFonts w:ascii="Arial" w:hAnsi="Arial" w:eastAsia="Arial" w:cs="Arial"/>
+                <w:i w:val="true"/>
+                <w:b w:val="false"/>
+                <w:u w:val="none"/>
+                <w:strike w:val="false"/>
+                <w:sz w:val="18"/>
+                <w:szCs w:val="18"/>
+                <w:color w:val="000000"/>
+              </w:rPr>
+              <w:t xml:space="preserve">elaphus,</w:t>
+            </w:r>
+            <w:r>
+              <w:rPr>
+                <w:rFonts w:ascii="Arial" w:hAnsi="Arial" w:eastAsia="Arial" w:cs="Arial"/>
+                <w:i w:val="true"/>
+                <w:b w:val="false"/>
+                <w:u w:val="none"/>
+                <w:strike w:val="false"/>
+                <w:sz w:val="18"/>
+                <w:szCs w:val="18"/>
+                <w:color w:val="000000"/>
+              </w:rPr>
+              <w:t xml:space="preserve"> </w:t>
+            </w:r>
+            <w:r>
+              <w:rPr>
+                <w:rFonts w:ascii="Arial" w:hAnsi="Arial" w:eastAsia="Arial" w:cs="Arial"/>
+                <w:i w:val="true"/>
+                <w:b w:val="false"/>
+                <w:u w:val="none"/>
+                <w:strike w:val="false"/>
+                <w:sz w:val="18"/>
+                <w:szCs w:val="18"/>
+                <w:color w:val="000000"/>
+              </w:rPr>
+              <w:t xml:space="preserve">Dama</w:t>
+            </w:r>
+            <w:r>
+              <w:rPr>
+                <w:rFonts w:ascii="Arial" w:hAnsi="Arial" w:eastAsia="Arial" w:cs="Arial"/>
+                <w:i w:val="true"/>
+                <w:b w:val="false"/>
+                <w:u w:val="none"/>
+                <w:strike w:val="false"/>
+                <w:sz w:val="18"/>
+                <w:szCs w:val="18"/>
+                <w:color w:val="000000"/>
+              </w:rPr>
+              <w:t xml:space="preserve"> </w:t>
+            </w:r>
+            <w:r>
+              <w:rPr>
+                <w:rFonts w:ascii="Arial" w:hAnsi="Arial" w:eastAsia="Arial" w:cs="Arial"/>
+                <w:i w:val="true"/>
+                <w:b w:val="false"/>
+                <w:u w:val="none"/>
+                <w:strike w:val="false"/>
+                <w:sz w:val="18"/>
+                <w:szCs w:val="18"/>
+                <w:color w:val="000000"/>
+              </w:rPr>
+              <w:t xml:space="preserve">clactoniana,</w:t>
+            </w:r>
+            <w:r>
+              <w:rPr>
+                <w:rFonts w:ascii="Arial" w:hAnsi="Arial" w:eastAsia="Arial" w:cs="Arial"/>
+                <w:i w:val="true"/>
+                <w:b w:val="false"/>
+                <w:u w:val="none"/>
+                <w:strike w:val="false"/>
+                <w:sz w:val="18"/>
+                <w:szCs w:val="18"/>
+                <w:color w:val="000000"/>
+              </w:rPr>
+              <w:t xml:space="preserve"> </w:t>
+            </w:r>
+            <w:r>
+              <w:rPr>
+                <w:rFonts w:ascii="Arial" w:hAnsi="Arial" w:eastAsia="Arial" w:cs="Arial"/>
+                <w:i w:val="true"/>
+                <w:b w:val="false"/>
+                <w:u w:val="none"/>
+                <w:strike w:val="false"/>
+                <w:sz w:val="18"/>
+                <w:szCs w:val="18"/>
+                <w:color w:val="000000"/>
+              </w:rPr>
+              <w:t xml:space="preserve">Bison</w:t>
+            </w:r>
+            <w:r>
+              <w:rPr>
+                <w:rFonts w:ascii="Arial" w:hAnsi="Arial" w:eastAsia="Arial" w:cs="Arial"/>
+                <w:i w:val="true"/>
+                <w:b w:val="false"/>
+                <w:u w:val="none"/>
+                <w:strike w:val="false"/>
+                <w:sz w:val="18"/>
+                <w:szCs w:val="18"/>
+                <w:color w:val="000000"/>
+              </w:rPr>
+              <w:t xml:space="preserve"> </w:t>
+            </w:r>
+            <w:r>
+              <w:rPr>
+                <w:rFonts w:ascii="Arial" w:hAnsi="Arial" w:eastAsia="Arial" w:cs="Arial"/>
+                <w:i w:val="true"/>
+                <w:b w:val="false"/>
+                <w:u w:val="none"/>
+                <w:strike w:val="false"/>
+                <w:sz w:val="18"/>
+                <w:szCs w:val="18"/>
+                <w:color w:val="000000"/>
+              </w:rPr>
+              <w:t xml:space="preserve">priscus,</w:t>
+            </w:r>
+            <w:r>
+              <w:rPr>
+                <w:rFonts w:ascii="Arial" w:hAnsi="Arial" w:eastAsia="Arial" w:cs="Arial"/>
+                <w:i w:val="true"/>
+                <w:b w:val="false"/>
+                <w:u w:val="none"/>
+                <w:strike w:val="false"/>
+                <w:sz w:val="18"/>
+                <w:szCs w:val="18"/>
+                <w:color w:val="000000"/>
+              </w:rPr>
+              <w:t xml:space="preserve"> </w:t>
+            </w:r>
+            <w:r>
+              <w:rPr>
+                <w:rFonts w:ascii="Arial" w:hAnsi="Arial" w:eastAsia="Arial" w:cs="Arial"/>
+                <w:i w:val="true"/>
+                <w:b w:val="false"/>
+                <w:u w:val="none"/>
+                <w:strike w:val="false"/>
+                <w:sz w:val="18"/>
+                <w:szCs w:val="18"/>
+                <w:color w:val="000000"/>
+              </w:rPr>
+              <w:t xml:space="preserve">Hemitragus</w:t>
+            </w:r>
+            <w:r>
+              <w:rPr>
+                <w:rFonts w:ascii="Arial" w:hAnsi="Arial" w:eastAsia="Arial" w:cs="Arial"/>
+                <w:i w:val="true"/>
+                <w:b w:val="false"/>
+                <w:u w:val="none"/>
+                <w:strike w:val="false"/>
+                <w:sz w:val="18"/>
+                <w:szCs w:val="18"/>
+                <w:color w:val="000000"/>
+              </w:rPr>
+              <w:t xml:space="preserve"> </w:t>
+            </w:r>
+            <w:r>
+              <w:rPr>
+                <w:rFonts w:ascii="Arial" w:hAnsi="Arial" w:eastAsia="Arial" w:cs="Arial"/>
+                <w:i w:val="true"/>
+                <w:b w:val="false"/>
+                <w:u w:val="none"/>
+                <w:strike w:val="false"/>
+                <w:sz w:val="18"/>
+                <w:szCs w:val="18"/>
+                <w:color w:val="000000"/>
+              </w:rPr>
+              <w:t xml:space="preserve">bonali,</w:t>
+            </w:r>
+            <w:r>
+              <w:rPr>
+                <w:rFonts w:ascii="Arial" w:hAnsi="Arial" w:eastAsia="Arial" w:cs="Arial"/>
+                <w:i w:val="true"/>
+                <w:b w:val="false"/>
+                <w:u w:val="none"/>
+                <w:strike w:val="false"/>
+                <w:sz w:val="18"/>
+                <w:szCs w:val="18"/>
+                <w:color w:val="000000"/>
+              </w:rPr>
+              <w:t xml:space="preserve"> </w:t>
+            </w:r>
+            <w:r>
+              <w:rPr>
+                <w:rFonts w:ascii="Arial" w:hAnsi="Arial" w:eastAsia="Arial" w:cs="Arial"/>
+                <w:i w:val="true"/>
+                <w:b w:val="false"/>
+                <w:u w:val="none"/>
+                <w:strike w:val="false"/>
+                <w:sz w:val="18"/>
+                <w:szCs w:val="18"/>
+                <w:color w:val="000000"/>
+              </w:rPr>
+              <w:t xml:space="preserve">Equus</w:t>
+            </w:r>
+            <w:r>
+              <w:rPr>
+                <w:rFonts w:ascii="Arial" w:hAnsi="Arial" w:eastAsia="Arial" w:cs="Arial"/>
+                <w:i w:val="true"/>
+                <w:b w:val="false"/>
+                <w:u w:val="none"/>
+                <w:strike w:val="false"/>
+                <w:sz w:val="18"/>
+                <w:szCs w:val="18"/>
+                <w:color w:val="000000"/>
+              </w:rPr>
+              <w:t xml:space="preserve"> </w:t>
+            </w:r>
+            <w:r>
+              <w:rPr>
+                <w:rFonts w:ascii="Arial" w:hAnsi="Arial" w:eastAsia="Arial" w:cs="Arial"/>
+                <w:i w:val="true"/>
+                <w:b w:val="false"/>
+                <w:u w:val="none"/>
+                <w:strike w:val="false"/>
+                <w:sz w:val="18"/>
+                <w:szCs w:val="18"/>
+                <w:color w:val="000000"/>
+              </w:rPr>
+              <w:t xml:space="preserve">mosbachensis,</w:t>
+            </w:r>
+            <w:r>
+              <w:rPr>
+                <w:rFonts w:ascii="Arial" w:hAnsi="Arial" w:eastAsia="Arial" w:cs="Arial"/>
+                <w:i w:val="true"/>
+                <w:b w:val="false"/>
+                <w:u w:val="none"/>
+                <w:strike w:val="false"/>
+                <w:sz w:val="18"/>
+                <w:szCs w:val="18"/>
+                <w:color w:val="000000"/>
+              </w:rPr>
+              <w:t xml:space="preserve"> </w:t>
+            </w:r>
+            <w:r>
+              <w:rPr>
+                <w:rFonts w:ascii="Arial" w:hAnsi="Arial" w:eastAsia="Arial" w:cs="Arial"/>
+                <w:i w:val="true"/>
+                <w:b w:val="false"/>
+                <w:u w:val="none"/>
+                <w:strike w:val="false"/>
+                <w:sz w:val="18"/>
+                <w:szCs w:val="18"/>
+                <w:color w:val="000000"/>
+              </w:rPr>
+              <w:t xml:space="preserve">Stephanorhinus</w:t>
+            </w:r>
+            <w:r>
+              <w:rPr>
+                <w:rFonts w:ascii="Arial" w:hAnsi="Arial" w:eastAsia="Arial" w:cs="Arial"/>
+                <w:i w:val="true"/>
+                <w:b w:val="false"/>
+                <w:u w:val="none"/>
+                <w:strike w:val="false"/>
+                <w:sz w:val="18"/>
+                <w:szCs w:val="18"/>
+                <w:color w:val="000000"/>
+              </w:rPr>
+              <w:t xml:space="preserve"> </w:t>
+            </w:r>
+            <w:r>
+              <w:rPr>
+                <w:rFonts w:ascii="Arial" w:hAnsi="Arial" w:eastAsia="Arial" w:cs="Arial"/>
+                <w:i w:val="true"/>
+                <w:b w:val="false"/>
+                <w:u w:val="none"/>
+                <w:strike w:val="false"/>
+                <w:sz w:val="18"/>
+                <w:szCs w:val="18"/>
+                <w:color w:val="000000"/>
+              </w:rPr>
+              <w:t xml:space="preserve">hemitoechus</w:t>
             </w:r>
           </w:p>
         </w:tc>
@@ -32381,7 +33135,7 @@
                 <w:szCs w:val="18"/>
                 <w:color w:val="000000"/>
               </w:rPr>
-              <w:t xml:space="preserve"/>
+              <w:t xml:space="preserve">&gt;50k stone artifacts (core, flakes, pebble tools, bifaces)</w:t>
             </w:r>
           </w:p>
         </w:tc>
@@ -32427,15 +33181,41 @@
             <w:r>
               <w:rPr>
                 <w:rFonts w:ascii="Arial" w:hAnsi="Arial" w:eastAsia="Arial" w:cs="Arial"/>
-                <w:i w:val="false"/>
-                <w:b w:val="false"/>
-                <w:u w:val="none"/>
-                <w:strike w:val="false"/>
-                <w:sz w:val="18"/>
-                <w:szCs w:val="18"/>
-                <w:color w:val="000000"/>
-              </w:rPr>
-              <w:t xml:space="preserve"/>
+                <w:i w:val="true"/>
+                <w:b w:val="false"/>
+                <w:u w:val="none"/>
+                <w:strike w:val="false"/>
+                <w:sz w:val="18"/>
+                <w:szCs w:val="18"/>
+                <w:color w:val="000000"/>
+              </w:rPr>
+              <w:t xml:space="preserve">H.</w:t>
+            </w:r>
+            <w:r>
+              <w:rPr>
+                <w:rFonts w:ascii="Arial" w:hAnsi="Arial" w:eastAsia="Arial" w:cs="Arial"/>
+                <w:i w:val="true"/>
+                <w:b w:val="false"/>
+                <w:u w:val="none"/>
+                <w:strike w:val="false"/>
+                <w:sz w:val="18"/>
+                <w:szCs w:val="18"/>
+                <w:color w:val="000000"/>
+              </w:rPr>
+              <w:t xml:space="preserve"> </w:t>
+            </w:r>
+            <w:r>
+              <w:rPr>
+                <w:rFonts w:ascii="Arial" w:hAnsi="Arial" w:eastAsia="Arial" w:cs="Arial"/>
+                <w:i w:val="true"/>
+                <w:b w:val="false"/>
+                <w:u w:val="none"/>
+                <w:strike w:val="false"/>
+                <w:sz w:val="18"/>
+                <w:szCs w:val="18"/>
+                <w:color w:val="000000"/>
+              </w:rPr>
+              <w:t xml:space="preserve">neanderthalensis</w:t>
             </w:r>
           </w:p>
         </w:tc>
@@ -32657,7 +33437,7 @@
                 <w:szCs w:val="18"/>
                 <w:color w:val="000000"/>
               </w:rPr>
-              <w:t xml:space="preserve"/>
+              <w:t xml:space="preserve">0.424-0.373</w:t>
             </w:r>
           </w:p>
         </w:tc>
@@ -32711,7 +33491,7 @@
                 <w:szCs w:val="18"/>
                 <w:color w:val="000000"/>
               </w:rPr>
-              <w:t xml:space="preserve"/>
+              <w:t xml:space="preserve">Biostratigraphy</w:t>
             </w:r>
           </w:p>
         </w:tc>
@@ -32757,15 +33537,587 @@
             <w:r>
               <w:rPr>
                 <w:rFonts w:ascii="Arial" w:hAnsi="Arial" w:eastAsia="Arial" w:cs="Arial"/>
-                <w:i w:val="false"/>
-                <w:b w:val="false"/>
-                <w:u w:val="none"/>
-                <w:strike w:val="false"/>
-                <w:sz w:val="18"/>
-                <w:szCs w:val="18"/>
-                <w:color w:val="000000"/>
-              </w:rPr>
-              <w:t xml:space="preserve"/>
+                <w:i w:val="true"/>
+                <w:b w:val="false"/>
+                <w:u w:val="none"/>
+                <w:strike w:val="false"/>
+                <w:sz w:val="18"/>
+                <w:szCs w:val="18"/>
+                <w:color w:val="000000"/>
+              </w:rPr>
+              <w:t xml:space="preserve">Ursus</w:t>
+            </w:r>
+            <w:r>
+              <w:rPr>
+                <w:rFonts w:ascii="Arial" w:hAnsi="Arial" w:eastAsia="Arial" w:cs="Arial"/>
+                <w:i w:val="true"/>
+                <w:b w:val="false"/>
+                <w:u w:val="none"/>
+                <w:strike w:val="false"/>
+                <w:sz w:val="18"/>
+                <w:szCs w:val="18"/>
+                <w:color w:val="000000"/>
+              </w:rPr>
+              <w:t xml:space="preserve"> </w:t>
+            </w:r>
+            <w:r>
+              <w:rPr>
+                <w:rFonts w:ascii="Arial" w:hAnsi="Arial" w:eastAsia="Arial" w:cs="Arial"/>
+                <w:i w:val="true"/>
+                <w:b w:val="false"/>
+                <w:u w:val="none"/>
+                <w:strike w:val="false"/>
+                <w:sz w:val="18"/>
+                <w:szCs w:val="18"/>
+                <w:color w:val="000000"/>
+              </w:rPr>
+              <w:t xml:space="preserve">arctos,</w:t>
+            </w:r>
+            <w:r>
+              <w:rPr>
+                <w:rFonts w:ascii="Arial" w:hAnsi="Arial" w:eastAsia="Arial" w:cs="Arial"/>
+                <w:i w:val="true"/>
+                <w:b w:val="false"/>
+                <w:u w:val="none"/>
+                <w:strike w:val="false"/>
+                <w:sz w:val="18"/>
+                <w:szCs w:val="18"/>
+                <w:color w:val="000000"/>
+              </w:rPr>
+              <w:t xml:space="preserve"> </w:t>
+            </w:r>
+            <w:r>
+              <w:rPr>
+                <w:rFonts w:ascii="Arial" w:hAnsi="Arial" w:eastAsia="Arial" w:cs="Arial"/>
+                <w:i w:val="true"/>
+                <w:b w:val="false"/>
+                <w:u w:val="none"/>
+                <w:strike w:val="false"/>
+                <w:sz w:val="18"/>
+                <w:szCs w:val="18"/>
+                <w:color w:val="000000"/>
+              </w:rPr>
+              <w:t xml:space="preserve">Palaeoloxodon</w:t>
+            </w:r>
+            <w:r>
+              <w:rPr>
+                <w:rFonts w:ascii="Arial" w:hAnsi="Arial" w:eastAsia="Arial" w:cs="Arial"/>
+                <w:i w:val="true"/>
+                <w:b w:val="false"/>
+                <w:u w:val="none"/>
+                <w:strike w:val="false"/>
+                <w:sz w:val="18"/>
+                <w:szCs w:val="18"/>
+                <w:color w:val="000000"/>
+              </w:rPr>
+              <w:t xml:space="preserve"> </w:t>
+            </w:r>
+            <w:r>
+              <w:rPr>
+                <w:rFonts w:ascii="Arial" w:hAnsi="Arial" w:eastAsia="Arial" w:cs="Arial"/>
+                <w:i w:val="true"/>
+                <w:b w:val="false"/>
+                <w:u w:val="none"/>
+                <w:strike w:val="false"/>
+                <w:sz w:val="18"/>
+                <w:szCs w:val="18"/>
+                <w:color w:val="000000"/>
+              </w:rPr>
+              <w:t xml:space="preserve">antiquus,</w:t>
+            </w:r>
+            <w:r>
+              <w:rPr>
+                <w:rFonts w:ascii="Arial" w:hAnsi="Arial" w:eastAsia="Arial" w:cs="Arial"/>
+                <w:i w:val="true"/>
+                <w:b w:val="false"/>
+                <w:u w:val="none"/>
+                <w:strike w:val="false"/>
+                <w:sz w:val="18"/>
+                <w:szCs w:val="18"/>
+                <w:color w:val="000000"/>
+              </w:rPr>
+              <w:t xml:space="preserve"> </w:t>
+            </w:r>
+            <w:r>
+              <w:rPr>
+                <w:rFonts w:ascii="Arial" w:hAnsi="Arial" w:eastAsia="Arial" w:cs="Arial"/>
+                <w:i w:val="true"/>
+                <w:b w:val="false"/>
+                <w:u w:val="none"/>
+                <w:strike w:val="false"/>
+                <w:sz w:val="18"/>
+                <w:szCs w:val="18"/>
+                <w:color w:val="000000"/>
+              </w:rPr>
+              <w:t xml:space="preserve">Stephanorhinus</w:t>
+            </w:r>
+            <w:r>
+              <w:rPr>
+                <w:rFonts w:ascii="Arial" w:hAnsi="Arial" w:eastAsia="Arial" w:cs="Arial"/>
+                <w:i w:val="true"/>
+                <w:b w:val="false"/>
+                <w:u w:val="none"/>
+                <w:strike w:val="false"/>
+                <w:sz w:val="18"/>
+                <w:szCs w:val="18"/>
+                <w:color w:val="000000"/>
+              </w:rPr>
+              <w:t xml:space="preserve"> </w:t>
+            </w:r>
+            <w:r>
+              <w:rPr>
+                <w:rFonts w:ascii="Arial" w:hAnsi="Arial" w:eastAsia="Arial" w:cs="Arial"/>
+                <w:i w:val="true"/>
+                <w:b w:val="false"/>
+                <w:u w:val="none"/>
+                <w:strike w:val="false"/>
+                <w:sz w:val="18"/>
+                <w:szCs w:val="18"/>
+                <w:color w:val="000000"/>
+              </w:rPr>
+              <w:t xml:space="preserve">hemitoechus,</w:t>
+            </w:r>
+            <w:r>
+              <w:rPr>
+                <w:rFonts w:ascii="Arial" w:hAnsi="Arial" w:eastAsia="Arial" w:cs="Arial"/>
+                <w:i w:val="true"/>
+                <w:b w:val="false"/>
+                <w:u w:val="none"/>
+                <w:strike w:val="false"/>
+                <w:sz w:val="18"/>
+                <w:szCs w:val="18"/>
+                <w:color w:val="000000"/>
+              </w:rPr>
+              <w:t xml:space="preserve"> </w:t>
+            </w:r>
+            <w:r>
+              <w:rPr>
+                <w:rFonts w:ascii="Arial" w:hAnsi="Arial" w:eastAsia="Arial" w:cs="Arial"/>
+                <w:i w:val="true"/>
+                <w:b w:val="false"/>
+                <w:u w:val="none"/>
+                <w:strike w:val="false"/>
+                <w:sz w:val="18"/>
+                <w:szCs w:val="18"/>
+                <w:color w:val="000000"/>
+              </w:rPr>
+              <w:t xml:space="preserve">Sus</w:t>
+            </w:r>
+            <w:r>
+              <w:rPr>
+                <w:rFonts w:ascii="Arial" w:hAnsi="Arial" w:eastAsia="Arial" w:cs="Arial"/>
+                <w:i w:val="true"/>
+                <w:b w:val="false"/>
+                <w:u w:val="none"/>
+                <w:strike w:val="false"/>
+                <w:sz w:val="18"/>
+                <w:szCs w:val="18"/>
+                <w:color w:val="000000"/>
+              </w:rPr>
+              <w:t xml:space="preserve"> </w:t>
+            </w:r>
+            <w:r>
+              <w:rPr>
+                <w:rFonts w:ascii="Arial" w:hAnsi="Arial" w:eastAsia="Arial" w:cs="Arial"/>
+                <w:i w:val="true"/>
+                <w:b w:val="false"/>
+                <w:u w:val="none"/>
+                <w:strike w:val="false"/>
+                <w:sz w:val="18"/>
+                <w:szCs w:val="18"/>
+                <w:color w:val="000000"/>
+              </w:rPr>
+              <w:t xml:space="preserve">scrofa,</w:t>
+            </w:r>
+            <w:r>
+              <w:rPr>
+                <w:rFonts w:ascii="Arial" w:hAnsi="Arial" w:eastAsia="Arial" w:cs="Arial"/>
+                <w:i w:val="true"/>
+                <w:b w:val="false"/>
+                <w:u w:val="none"/>
+                <w:strike w:val="false"/>
+                <w:sz w:val="18"/>
+                <w:szCs w:val="18"/>
+                <w:color w:val="000000"/>
+              </w:rPr>
+              <w:t xml:space="preserve"> </w:t>
+            </w:r>
+            <w:r>
+              <w:rPr>
+                <w:rFonts w:ascii="Arial" w:hAnsi="Arial" w:eastAsia="Arial" w:cs="Arial"/>
+                <w:i w:val="true"/>
+                <w:b w:val="false"/>
+                <w:u w:val="none"/>
+                <w:strike w:val="false"/>
+                <w:sz w:val="18"/>
+                <w:szCs w:val="18"/>
+                <w:color w:val="000000"/>
+              </w:rPr>
+              <w:t xml:space="preserve">Bos</w:t>
+            </w:r>
+            <w:r>
+              <w:rPr>
+                <w:rFonts w:ascii="Arial" w:hAnsi="Arial" w:eastAsia="Arial" w:cs="Arial"/>
+                <w:i w:val="true"/>
+                <w:b w:val="false"/>
+                <w:u w:val="none"/>
+                <w:strike w:val="false"/>
+                <w:sz w:val="18"/>
+                <w:szCs w:val="18"/>
+                <w:color w:val="000000"/>
+              </w:rPr>
+              <w:t xml:space="preserve"> </w:t>
+            </w:r>
+            <w:r>
+              <w:rPr>
+                <w:rFonts w:ascii="Arial" w:hAnsi="Arial" w:eastAsia="Arial" w:cs="Arial"/>
+                <w:i w:val="true"/>
+                <w:b w:val="false"/>
+                <w:u w:val="none"/>
+                <w:strike w:val="false"/>
+                <w:sz w:val="18"/>
+                <w:szCs w:val="18"/>
+                <w:color w:val="000000"/>
+              </w:rPr>
+              <w:t xml:space="preserve">primigenius,</w:t>
+            </w:r>
+            <w:r>
+              <w:rPr>
+                <w:rFonts w:ascii="Arial" w:hAnsi="Arial" w:eastAsia="Arial" w:cs="Arial"/>
+                <w:i w:val="true"/>
+                <w:b w:val="false"/>
+                <w:u w:val="none"/>
+                <w:strike w:val="false"/>
+                <w:sz w:val="18"/>
+                <w:szCs w:val="18"/>
+                <w:color w:val="000000"/>
+              </w:rPr>
+              <w:t xml:space="preserve"> </w:t>
+            </w:r>
+            <w:r>
+              <w:rPr>
+                <w:rFonts w:ascii="Arial" w:hAnsi="Arial" w:eastAsia="Arial" w:cs="Arial"/>
+                <w:i w:val="true"/>
+                <w:b w:val="false"/>
+                <w:u w:val="none"/>
+                <w:strike w:val="false"/>
+                <w:sz w:val="18"/>
+                <w:szCs w:val="18"/>
+                <w:color w:val="000000"/>
+              </w:rPr>
+              <w:t xml:space="preserve">Hemitragus</w:t>
+            </w:r>
+            <w:r>
+              <w:rPr>
+                <w:rFonts w:ascii="Arial" w:hAnsi="Arial" w:eastAsia="Arial" w:cs="Arial"/>
+                <w:i w:val="true"/>
+                <w:b w:val="false"/>
+                <w:u w:val="none"/>
+                <w:strike w:val="false"/>
+                <w:sz w:val="18"/>
+                <w:szCs w:val="18"/>
+                <w:color w:val="000000"/>
+              </w:rPr>
+              <w:t xml:space="preserve"> </w:t>
+            </w:r>
+            <w:r>
+              <w:rPr>
+                <w:rFonts w:ascii="Arial" w:hAnsi="Arial" w:eastAsia="Arial" w:cs="Arial"/>
+                <w:i w:val="true"/>
+                <w:b w:val="false"/>
+                <w:u w:val="none"/>
+                <w:strike w:val="false"/>
+                <w:sz w:val="18"/>
+                <w:szCs w:val="18"/>
+                <w:color w:val="000000"/>
+              </w:rPr>
+              <w:t xml:space="preserve">bonali,</w:t>
+            </w:r>
+            <w:r>
+              <w:rPr>
+                <w:rFonts w:ascii="Arial" w:hAnsi="Arial" w:eastAsia="Arial" w:cs="Arial"/>
+                <w:i w:val="true"/>
+                <w:b w:val="false"/>
+                <w:u w:val="none"/>
+                <w:strike w:val="false"/>
+                <w:sz w:val="18"/>
+                <w:szCs w:val="18"/>
+                <w:color w:val="000000"/>
+              </w:rPr>
+              <w:t xml:space="preserve"> </w:t>
+            </w:r>
+            <w:r>
+              <w:rPr>
+                <w:rFonts w:ascii="Arial" w:hAnsi="Arial" w:eastAsia="Arial" w:cs="Arial"/>
+                <w:i w:val="true"/>
+                <w:b w:val="false"/>
+                <w:u w:val="none"/>
+                <w:strike w:val="false"/>
+                <w:sz w:val="18"/>
+                <w:szCs w:val="18"/>
+                <w:color w:val="000000"/>
+              </w:rPr>
+              <w:t xml:space="preserve">Cervus</w:t>
+            </w:r>
+            <w:r>
+              <w:rPr>
+                <w:rFonts w:ascii="Arial" w:hAnsi="Arial" w:eastAsia="Arial" w:cs="Arial"/>
+                <w:i w:val="true"/>
+                <w:b w:val="false"/>
+                <w:u w:val="none"/>
+                <w:strike w:val="false"/>
+                <w:sz w:val="18"/>
+                <w:szCs w:val="18"/>
+                <w:color w:val="000000"/>
+              </w:rPr>
+              <w:t xml:space="preserve"> </w:t>
+            </w:r>
+            <w:r>
+              <w:rPr>
+                <w:rFonts w:ascii="Arial" w:hAnsi="Arial" w:eastAsia="Arial" w:cs="Arial"/>
+                <w:i w:val="true"/>
+                <w:b w:val="false"/>
+                <w:u w:val="none"/>
+                <w:strike w:val="false"/>
+                <w:sz w:val="18"/>
+                <w:szCs w:val="18"/>
+                <w:color w:val="000000"/>
+              </w:rPr>
+              <w:t xml:space="preserve">elaphus,</w:t>
+            </w:r>
+            <w:r>
+              <w:rPr>
+                <w:rFonts w:ascii="Arial" w:hAnsi="Arial" w:eastAsia="Arial" w:cs="Arial"/>
+                <w:i w:val="true"/>
+                <w:b w:val="false"/>
+                <w:u w:val="none"/>
+                <w:strike w:val="false"/>
+                <w:sz w:val="18"/>
+                <w:szCs w:val="18"/>
+                <w:color w:val="000000"/>
+              </w:rPr>
+              <w:t xml:space="preserve"> </w:t>
+            </w:r>
+            <w:r>
+              <w:rPr>
+                <w:rFonts w:ascii="Arial" w:hAnsi="Arial" w:eastAsia="Arial" w:cs="Arial"/>
+                <w:i w:val="true"/>
+                <w:b w:val="false"/>
+                <w:u w:val="none"/>
+                <w:strike w:val="false"/>
+                <w:sz w:val="18"/>
+                <w:szCs w:val="18"/>
+                <w:color w:val="000000"/>
+              </w:rPr>
+              <w:t xml:space="preserve">Dama</w:t>
+            </w:r>
+            <w:r>
+              <w:rPr>
+                <w:rFonts w:ascii="Arial" w:hAnsi="Arial" w:eastAsia="Arial" w:cs="Arial"/>
+                <w:i w:val="true"/>
+                <w:b w:val="false"/>
+                <w:u w:val="none"/>
+                <w:strike w:val="false"/>
+                <w:sz w:val="18"/>
+                <w:szCs w:val="18"/>
+                <w:color w:val="000000"/>
+              </w:rPr>
+              <w:t xml:space="preserve"> </w:t>
+            </w:r>
+            <w:r>
+              <w:rPr>
+                <w:rFonts w:ascii="Arial" w:hAnsi="Arial" w:eastAsia="Arial" w:cs="Arial"/>
+                <w:i w:val="true"/>
+                <w:b w:val="false"/>
+                <w:u w:val="none"/>
+                <w:strike w:val="false"/>
+                <w:sz w:val="18"/>
+                <w:szCs w:val="18"/>
+                <w:color w:val="000000"/>
+              </w:rPr>
+              <w:t xml:space="preserve">dama</w:t>
+            </w:r>
+            <w:r>
+              <w:rPr>
+                <w:rFonts w:ascii="Arial" w:hAnsi="Arial" w:eastAsia="Arial" w:cs="Arial"/>
+                <w:i w:val="true"/>
+                <w:b w:val="false"/>
+                <w:u w:val="none"/>
+                <w:strike w:val="false"/>
+                <w:sz w:val="18"/>
+                <w:szCs w:val="18"/>
+                <w:color w:val="000000"/>
+              </w:rPr>
+              <w:t xml:space="preserve"> </w:t>
+            </w:r>
+            <w:r>
+              <w:rPr>
+                <w:rFonts w:ascii="Arial" w:hAnsi="Arial" w:eastAsia="Arial" w:cs="Arial"/>
+                <w:i w:val="true"/>
+                <w:b w:val="false"/>
+                <w:u w:val="none"/>
+                <w:strike w:val="false"/>
+                <w:sz w:val="18"/>
+                <w:szCs w:val="18"/>
+                <w:color w:val="000000"/>
+              </w:rPr>
+              <w:t xml:space="preserve">clactoniana,</w:t>
+            </w:r>
+            <w:r>
+              <w:rPr>
+                <w:rFonts w:ascii="Arial" w:hAnsi="Arial" w:eastAsia="Arial" w:cs="Arial"/>
+                <w:i w:val="true"/>
+                <w:b w:val="false"/>
+                <w:u w:val="none"/>
+                <w:strike w:val="false"/>
+                <w:sz w:val="18"/>
+                <w:szCs w:val="18"/>
+                <w:color w:val="000000"/>
+              </w:rPr>
+              <w:t xml:space="preserve"> </w:t>
+            </w:r>
+            <w:r>
+              <w:rPr>
+                <w:rFonts w:ascii="Arial" w:hAnsi="Arial" w:eastAsia="Arial" w:cs="Arial"/>
+                <w:i w:val="true"/>
+                <w:b w:val="false"/>
+                <w:u w:val="none"/>
+                <w:strike w:val="false"/>
+                <w:sz w:val="18"/>
+                <w:szCs w:val="18"/>
+                <w:color w:val="000000"/>
+              </w:rPr>
+              <w:t xml:space="preserve">Apodemus</w:t>
+            </w:r>
+            <w:r>
+              <w:rPr>
+                <w:rFonts w:ascii="Arial" w:hAnsi="Arial" w:eastAsia="Arial" w:cs="Arial"/>
+                <w:i w:val="true"/>
+                <w:b w:val="false"/>
+                <w:u w:val="none"/>
+                <w:strike w:val="false"/>
+                <w:sz w:val="18"/>
+                <w:szCs w:val="18"/>
+                <w:color w:val="000000"/>
+              </w:rPr>
+              <w:t xml:space="preserve"> </w:t>
+            </w:r>
+            <w:r>
+              <w:rPr>
+                <w:rFonts w:ascii="Arial" w:hAnsi="Arial" w:eastAsia="Arial" w:cs="Arial"/>
+                <w:i w:val="true"/>
+                <w:b w:val="false"/>
+                <w:u w:val="none"/>
+                <w:strike w:val="false"/>
+                <w:sz w:val="18"/>
+                <w:szCs w:val="18"/>
+                <w:color w:val="000000"/>
+              </w:rPr>
+              <w:t xml:space="preserve">sylvaticus,</w:t>
+            </w:r>
+            <w:r>
+              <w:rPr>
+                <w:rFonts w:ascii="Arial" w:hAnsi="Arial" w:eastAsia="Arial" w:cs="Arial"/>
+                <w:i w:val="true"/>
+                <w:b w:val="false"/>
+                <w:u w:val="none"/>
+                <w:strike w:val="false"/>
+                <w:sz w:val="18"/>
+                <w:szCs w:val="18"/>
+                <w:color w:val="000000"/>
+              </w:rPr>
+              <w:t xml:space="preserve"> </w:t>
+            </w:r>
+            <w:r>
+              <w:rPr>
+                <w:rFonts w:ascii="Arial" w:hAnsi="Arial" w:eastAsia="Arial" w:cs="Arial"/>
+                <w:i w:val="true"/>
+                <w:b w:val="false"/>
+                <w:u w:val="none"/>
+                <w:strike w:val="false"/>
+                <w:sz w:val="18"/>
+                <w:szCs w:val="18"/>
+                <w:color w:val="000000"/>
+              </w:rPr>
+              <w:t xml:space="preserve">Microtus</w:t>
+            </w:r>
+            <w:r>
+              <w:rPr>
+                <w:rFonts w:ascii="Arial" w:hAnsi="Arial" w:eastAsia="Arial" w:cs="Arial"/>
+                <w:i w:val="true"/>
+                <w:b w:val="false"/>
+                <w:u w:val="none"/>
+                <w:strike w:val="false"/>
+                <w:sz w:val="18"/>
+                <w:szCs w:val="18"/>
+                <w:color w:val="000000"/>
+              </w:rPr>
+              <w:t xml:space="preserve"> </w:t>
+            </w:r>
+            <w:r>
+              <w:rPr>
+                <w:rFonts w:ascii="Arial" w:hAnsi="Arial" w:eastAsia="Arial" w:cs="Arial"/>
+                <w:i w:val="true"/>
+                <w:b w:val="false"/>
+                <w:u w:val="none"/>
+                <w:strike w:val="false"/>
+                <w:sz w:val="18"/>
+                <w:szCs w:val="18"/>
+                <w:color w:val="000000"/>
+              </w:rPr>
+              <w:t xml:space="preserve">brecciensis,</w:t>
+            </w:r>
+            <w:r>
+              <w:rPr>
+                <w:rFonts w:ascii="Arial" w:hAnsi="Arial" w:eastAsia="Arial" w:cs="Arial"/>
+                <w:i w:val="true"/>
+                <w:b w:val="false"/>
+                <w:u w:val="none"/>
+                <w:strike w:val="false"/>
+                <w:sz w:val="18"/>
+                <w:szCs w:val="18"/>
+                <w:color w:val="000000"/>
+              </w:rPr>
+              <w:t xml:space="preserve"> </w:t>
+            </w:r>
+            <w:r>
+              <w:rPr>
+                <w:rFonts w:ascii="Arial" w:hAnsi="Arial" w:eastAsia="Arial" w:cs="Arial"/>
+                <w:i w:val="true"/>
+                <w:b w:val="false"/>
+                <w:u w:val="none"/>
+                <w:strike w:val="false"/>
+                <w:sz w:val="18"/>
+                <w:szCs w:val="18"/>
+                <w:color w:val="000000"/>
+              </w:rPr>
+              <w:t xml:space="preserve">Arvicola</w:t>
+            </w:r>
+            <w:r>
+              <w:rPr>
+                <w:rFonts w:ascii="Arial" w:hAnsi="Arial" w:eastAsia="Arial" w:cs="Arial"/>
+                <w:i w:val="true"/>
+                <w:b w:val="false"/>
+                <w:u w:val="none"/>
+                <w:strike w:val="false"/>
+                <w:sz w:val="18"/>
+                <w:szCs w:val="18"/>
+                <w:color w:val="000000"/>
+              </w:rPr>
+              <w:t xml:space="preserve"> </w:t>
+            </w:r>
+            <w:r>
+              <w:rPr>
+                <w:rFonts w:ascii="Arial" w:hAnsi="Arial" w:eastAsia="Arial" w:cs="Arial"/>
+                <w:i w:val="true"/>
+                <w:b w:val="false"/>
+                <w:u w:val="none"/>
+                <w:strike w:val="false"/>
+                <w:sz w:val="18"/>
+                <w:szCs w:val="18"/>
+                <w:color w:val="000000"/>
+              </w:rPr>
+              <w:t xml:space="preserve">cantianus</w:t>
             </w:r>
           </w:p>
         </w:tc>
@@ -32819,7 +34171,7 @@
                 <w:szCs w:val="18"/>
                 <w:color w:val="000000"/>
               </w:rPr>
-              <w:t xml:space="preserve"/>
+              <w:t xml:space="preserve">Choppers, bifaces, cleavers, picks, cores</w:t>
             </w:r>
           </w:p>
         </w:tc>
@@ -33095,7 +34447,7 @@
                 <w:szCs w:val="18"/>
                 <w:color w:val="000000"/>
               </w:rPr>
-              <w:t xml:space="preserve"/>
+              <w:t xml:space="preserve">0.424-0.374</w:t>
             </w:r>
           </w:p>
         </w:tc>
@@ -33149,7 +34501,85 @@
                 <w:szCs w:val="18"/>
                 <w:color w:val="000000"/>
               </w:rPr>
-              <w:t xml:space="preserve"/>
+              <w:t xml:space="preserve">U-series,</w:t>
+            </w:r>
+            <w:r>
+              <w:rPr>
+                <w:rFonts w:ascii="Arial" w:hAnsi="Arial" w:eastAsia="Arial" w:cs="Arial"/>
+                <w:i w:val="false"/>
+                <w:b w:val="false"/>
+                <w:u w:val="none"/>
+                <w:strike w:val="false"/>
+                <w:sz w:val="18"/>
+                <w:szCs w:val="18"/>
+                <w:color w:val="000000"/>
+              </w:rPr>
+              <w:t xml:space="preserve"> </w:t>
+            </w:r>
+            <w:r>
+              <w:rPr>
+                <w:rFonts w:ascii="Arial" w:hAnsi="Arial" w:eastAsia="Arial" w:cs="Arial"/>
+                <w:i w:val="false"/>
+                <w:b w:val="false"/>
+                <w:u w:val="none"/>
+                <w:strike w:val="false"/>
+                <w:sz w:val="18"/>
+                <w:szCs w:val="18"/>
+                <w:color w:val="000000"/>
+              </w:rPr>
+              <w:t xml:space="preserve">TL,</w:t>
+            </w:r>
+            <w:r>
+              <w:rPr>
+                <w:rFonts w:ascii="Arial" w:hAnsi="Arial" w:eastAsia="Arial" w:cs="Arial"/>
+                <w:i w:val="false"/>
+                <w:b w:val="false"/>
+                <w:u w:val="none"/>
+                <w:strike w:val="false"/>
+                <w:sz w:val="18"/>
+                <w:szCs w:val="18"/>
+                <w:color w:val="000000"/>
+              </w:rPr>
+              <w:t xml:space="preserve"> </w:t>
+            </w:r>
+            <w:r>
+              <w:rPr>
+                <w:rFonts w:ascii="Arial" w:hAnsi="Arial" w:eastAsia="Arial" w:cs="Arial"/>
+                <w:i w:val="false"/>
+                <w:b w:val="false"/>
+                <w:u w:val="none"/>
+                <w:strike w:val="false"/>
+                <w:sz w:val="18"/>
+                <w:szCs w:val="18"/>
+                <w:color w:val="000000"/>
+              </w:rPr>
+              <w:t xml:space="preserve">AAR,</w:t>
+            </w:r>
+            <w:r>
+              <w:rPr>
+                <w:rFonts w:ascii="Arial" w:hAnsi="Arial" w:eastAsia="Arial" w:cs="Arial"/>
+                <w:i w:val="false"/>
+                <w:b w:val="false"/>
+                <w:u w:val="none"/>
+                <w:strike w:val="false"/>
+                <w:sz w:val="18"/>
+                <w:szCs w:val="18"/>
+                <w:color w:val="000000"/>
+              </w:rPr>
+              <w:t xml:space="preserve"> </w:t>
+            </w:r>
+            <w:r>
+              <w:rPr>
+                <w:rFonts w:ascii="Arial" w:hAnsi="Arial" w:eastAsia="Arial" w:cs="Arial"/>
+                <w:i w:val="false"/>
+                <w:b w:val="false"/>
+                <w:u w:val="none"/>
+                <w:strike w:val="false"/>
+                <w:sz w:val="18"/>
+                <w:szCs w:val="18"/>
+                <w:color w:val="000000"/>
+              </w:rPr>
+              <w:t xml:space="preserve">Biostratigraphy</w:t>
             </w:r>
           </w:p>
         </w:tc>
@@ -33195,15 +34625,327 @@
             <w:r>
               <w:rPr>
                 <w:rFonts w:ascii="Arial" w:hAnsi="Arial" w:eastAsia="Arial" w:cs="Arial"/>
-                <w:i w:val="false"/>
-                <w:b w:val="false"/>
-                <w:u w:val="none"/>
-                <w:strike w:val="false"/>
-                <w:sz w:val="18"/>
-                <w:szCs w:val="18"/>
-                <w:color w:val="000000"/>
-              </w:rPr>
-              <w:t xml:space="preserve"/>
+                <w:i w:val="true"/>
+                <w:b w:val="false"/>
+                <w:u w:val="none"/>
+                <w:strike w:val="false"/>
+                <w:sz w:val="18"/>
+                <w:szCs w:val="18"/>
+                <w:color w:val="000000"/>
+              </w:rPr>
+              <w:t xml:space="preserve">Arvicola</w:t>
+            </w:r>
+            <w:r>
+              <w:rPr>
+                <w:rFonts w:ascii="Arial" w:hAnsi="Arial" w:eastAsia="Arial" w:cs="Arial"/>
+                <w:i w:val="true"/>
+                <w:b w:val="false"/>
+                <w:u w:val="none"/>
+                <w:strike w:val="false"/>
+                <w:sz w:val="18"/>
+                <w:szCs w:val="18"/>
+                <w:color w:val="000000"/>
+              </w:rPr>
+              <w:t xml:space="preserve"> </w:t>
+            </w:r>
+            <w:r>
+              <w:rPr>
+                <w:rFonts w:ascii="Arial" w:hAnsi="Arial" w:eastAsia="Arial" w:cs="Arial"/>
+                <w:i w:val="true"/>
+                <w:b w:val="false"/>
+                <w:u w:val="none"/>
+                <w:strike w:val="false"/>
+                <w:sz w:val="18"/>
+                <w:szCs w:val="18"/>
+                <w:color w:val="000000"/>
+              </w:rPr>
+              <w:t xml:space="preserve">terrestris</w:t>
+            </w:r>
+            <w:r>
+              <w:rPr>
+                <w:rFonts w:ascii="Arial" w:hAnsi="Arial" w:eastAsia="Arial" w:cs="Arial"/>
+                <w:i w:val="true"/>
+                <w:b w:val="false"/>
+                <w:u w:val="none"/>
+                <w:strike w:val="false"/>
+                <w:sz w:val="18"/>
+                <w:szCs w:val="18"/>
+                <w:color w:val="000000"/>
+              </w:rPr>
+              <w:t xml:space="preserve"> </w:t>
+            </w:r>
+            <w:r>
+              <w:rPr>
+                <w:rFonts w:ascii="Arial" w:hAnsi="Arial" w:eastAsia="Arial" w:cs="Arial"/>
+                <w:i w:val="true"/>
+                <w:b w:val="false"/>
+                <w:u w:val="none"/>
+                <w:strike w:val="false"/>
+                <w:sz w:val="18"/>
+                <w:szCs w:val="18"/>
+                <w:color w:val="000000"/>
+              </w:rPr>
+              <w:t xml:space="preserve">cantiana,</w:t>
+            </w:r>
+            <w:r>
+              <w:rPr>
+                <w:rFonts w:ascii="Arial" w:hAnsi="Arial" w:eastAsia="Arial" w:cs="Arial"/>
+                <w:i w:val="true"/>
+                <w:b w:val="false"/>
+                <w:u w:val="none"/>
+                <w:strike w:val="false"/>
+                <w:sz w:val="18"/>
+                <w:szCs w:val="18"/>
+                <w:color w:val="000000"/>
+              </w:rPr>
+              <w:t xml:space="preserve"> </w:t>
+            </w:r>
+            <w:r>
+              <w:rPr>
+                <w:rFonts w:ascii="Arial" w:hAnsi="Arial" w:eastAsia="Arial" w:cs="Arial"/>
+                <w:i w:val="true"/>
+                <w:b w:val="false"/>
+                <w:u w:val="none"/>
+                <w:strike w:val="false"/>
+                <w:sz w:val="18"/>
+                <w:szCs w:val="18"/>
+                <w:color w:val="000000"/>
+              </w:rPr>
+              <w:t xml:space="preserve">Microtus</w:t>
+            </w:r>
+            <w:r>
+              <w:rPr>
+                <w:rFonts w:ascii="Arial" w:hAnsi="Arial" w:eastAsia="Arial" w:cs="Arial"/>
+                <w:i w:val="true"/>
+                <w:b w:val="false"/>
+                <w:u w:val="none"/>
+                <w:strike w:val="false"/>
+                <w:sz w:val="18"/>
+                <w:szCs w:val="18"/>
+                <w:color w:val="000000"/>
+              </w:rPr>
+              <w:t xml:space="preserve"> </w:t>
+            </w:r>
+            <w:r>
+              <w:rPr>
+                <w:rFonts w:ascii="Arial" w:hAnsi="Arial" w:eastAsia="Arial" w:cs="Arial"/>
+                <w:i w:val="true"/>
+                <w:b w:val="false"/>
+                <w:u w:val="none"/>
+                <w:strike w:val="false"/>
+                <w:sz w:val="18"/>
+                <w:szCs w:val="18"/>
+                <w:color w:val="000000"/>
+              </w:rPr>
+              <w:t xml:space="preserve">subterraneus,</w:t>
+            </w:r>
+            <w:r>
+              <w:rPr>
+                <w:rFonts w:ascii="Arial" w:hAnsi="Arial" w:eastAsia="Arial" w:cs="Arial"/>
+                <w:i w:val="true"/>
+                <w:b w:val="false"/>
+                <w:u w:val="none"/>
+                <w:strike w:val="false"/>
+                <w:sz w:val="18"/>
+                <w:szCs w:val="18"/>
+                <w:color w:val="000000"/>
+              </w:rPr>
+              <w:t xml:space="preserve"> </w:t>
+            </w:r>
+            <w:r>
+              <w:rPr>
+                <w:rFonts w:ascii="Arial" w:hAnsi="Arial" w:eastAsia="Arial" w:cs="Arial"/>
+                <w:i w:val="true"/>
+                <w:b w:val="false"/>
+                <w:u w:val="none"/>
+                <w:strike w:val="false"/>
+                <w:sz w:val="18"/>
+                <w:szCs w:val="18"/>
+                <w:color w:val="000000"/>
+              </w:rPr>
+              <w:t xml:space="preserve">Talpa</w:t>
+            </w:r>
+            <w:r>
+              <w:rPr>
+                <w:rFonts w:ascii="Arial" w:hAnsi="Arial" w:eastAsia="Arial" w:cs="Arial"/>
+                <w:i w:val="true"/>
+                <w:b w:val="false"/>
+                <w:u w:val="none"/>
+                <w:strike w:val="false"/>
+                <w:sz w:val="18"/>
+                <w:szCs w:val="18"/>
+                <w:color w:val="000000"/>
+              </w:rPr>
+              <w:t xml:space="preserve"> </w:t>
+            </w:r>
+            <w:r>
+              <w:rPr>
+                <w:rFonts w:ascii="Arial" w:hAnsi="Arial" w:eastAsia="Arial" w:cs="Arial"/>
+                <w:i w:val="true"/>
+                <w:b w:val="false"/>
+                <w:u w:val="none"/>
+                <w:strike w:val="false"/>
+                <w:sz w:val="18"/>
+                <w:szCs w:val="18"/>
+                <w:color w:val="000000"/>
+              </w:rPr>
+              <w:t xml:space="preserve">minor,</w:t>
+            </w:r>
+            <w:r>
+              <w:rPr>
+                <w:rFonts w:ascii="Arial" w:hAnsi="Arial" w:eastAsia="Arial" w:cs="Arial"/>
+                <w:i w:val="true"/>
+                <w:b w:val="false"/>
+                <w:u w:val="none"/>
+                <w:strike w:val="false"/>
+                <w:sz w:val="18"/>
+                <w:szCs w:val="18"/>
+                <w:color w:val="000000"/>
+              </w:rPr>
+              <w:t xml:space="preserve"> </w:t>
+            </w:r>
+            <w:r>
+              <w:rPr>
+                <w:rFonts w:ascii="Arial" w:hAnsi="Arial" w:eastAsia="Arial" w:cs="Arial"/>
+                <w:i w:val="true"/>
+                <w:b w:val="false"/>
+                <w:u w:val="none"/>
+                <w:strike w:val="false"/>
+                <w:sz w:val="18"/>
+                <w:szCs w:val="18"/>
+                <w:color w:val="000000"/>
+              </w:rPr>
+              <w:t xml:space="preserve">Trogontherium</w:t>
+            </w:r>
+            <w:r>
+              <w:rPr>
+                <w:rFonts w:ascii="Arial" w:hAnsi="Arial" w:eastAsia="Arial" w:cs="Arial"/>
+                <w:i w:val="true"/>
+                <w:b w:val="false"/>
+                <w:u w:val="none"/>
+                <w:strike w:val="false"/>
+                <w:sz w:val="18"/>
+                <w:szCs w:val="18"/>
+                <w:color w:val="000000"/>
+              </w:rPr>
+              <w:t xml:space="preserve"> </w:t>
+            </w:r>
+            <w:r>
+              <w:rPr>
+                <w:rFonts w:ascii="Arial" w:hAnsi="Arial" w:eastAsia="Arial" w:cs="Arial"/>
+                <w:i w:val="true"/>
+                <w:b w:val="false"/>
+                <w:u w:val="none"/>
+                <w:strike w:val="false"/>
+                <w:sz w:val="18"/>
+                <w:szCs w:val="18"/>
+                <w:color w:val="000000"/>
+              </w:rPr>
+              <w:t xml:space="preserve">cuvieri,</w:t>
+            </w:r>
+            <w:r>
+              <w:rPr>
+                <w:rFonts w:ascii="Arial" w:hAnsi="Arial" w:eastAsia="Arial" w:cs="Arial"/>
+                <w:i w:val="true"/>
+                <w:b w:val="false"/>
+                <w:u w:val="none"/>
+                <w:strike w:val="false"/>
+                <w:sz w:val="18"/>
+                <w:szCs w:val="18"/>
+                <w:color w:val="000000"/>
+              </w:rPr>
+              <w:t xml:space="preserve"> </w:t>
+            </w:r>
+            <w:r>
+              <w:rPr>
+                <w:rFonts w:ascii="Arial" w:hAnsi="Arial" w:eastAsia="Arial" w:cs="Arial"/>
+                <w:i w:val="true"/>
+                <w:b w:val="false"/>
+                <w:u w:val="none"/>
+                <w:strike w:val="false"/>
+                <w:sz w:val="18"/>
+                <w:szCs w:val="18"/>
+                <w:color w:val="000000"/>
+              </w:rPr>
+              <w:t xml:space="preserve">Bos</w:t>
+            </w:r>
+            <w:r>
+              <w:rPr>
+                <w:rFonts w:ascii="Arial" w:hAnsi="Arial" w:eastAsia="Arial" w:cs="Arial"/>
+                <w:i w:val="true"/>
+                <w:b w:val="false"/>
+                <w:u w:val="none"/>
+                <w:strike w:val="false"/>
+                <w:sz w:val="18"/>
+                <w:szCs w:val="18"/>
+                <w:color w:val="000000"/>
+              </w:rPr>
+              <w:t xml:space="preserve"> </w:t>
+            </w:r>
+            <w:r>
+              <w:rPr>
+                <w:rFonts w:ascii="Arial" w:hAnsi="Arial" w:eastAsia="Arial" w:cs="Arial"/>
+                <w:i w:val="true"/>
+                <w:b w:val="false"/>
+                <w:u w:val="none"/>
+                <w:strike w:val="false"/>
+                <w:sz w:val="18"/>
+                <w:szCs w:val="18"/>
+                <w:color w:val="000000"/>
+              </w:rPr>
+              <w:t xml:space="preserve">primigenius,</w:t>
+            </w:r>
+            <w:r>
+              <w:rPr>
+                <w:rFonts w:ascii="Arial" w:hAnsi="Arial" w:eastAsia="Arial" w:cs="Arial"/>
+                <w:i w:val="true"/>
+                <w:b w:val="false"/>
+                <w:u w:val="none"/>
+                <w:strike w:val="false"/>
+                <w:sz w:val="18"/>
+                <w:szCs w:val="18"/>
+                <w:color w:val="000000"/>
+              </w:rPr>
+              <w:t xml:space="preserve"> </w:t>
+            </w:r>
+            <w:r>
+              <w:rPr>
+                <w:rFonts w:ascii="Arial" w:hAnsi="Arial" w:eastAsia="Arial" w:cs="Arial"/>
+                <w:i w:val="true"/>
+                <w:b w:val="false"/>
+                <w:u w:val="none"/>
+                <w:strike w:val="false"/>
+                <w:sz w:val="18"/>
+                <w:szCs w:val="18"/>
+                <w:color w:val="000000"/>
+              </w:rPr>
+              <w:t xml:space="preserve">Oryctolagus</w:t>
+            </w:r>
+            <w:r>
+              <w:rPr>
+                <w:rFonts w:ascii="Arial" w:hAnsi="Arial" w:eastAsia="Arial" w:cs="Arial"/>
+                <w:i w:val="true"/>
+                <w:b w:val="false"/>
+                <w:u w:val="none"/>
+                <w:strike w:val="false"/>
+                <w:sz w:val="18"/>
+                <w:szCs w:val="18"/>
+                <w:color w:val="000000"/>
+              </w:rPr>
+              <w:t xml:space="preserve"> </w:t>
+            </w:r>
+            <w:r>
+              <w:rPr>
+                <w:rFonts w:ascii="Arial" w:hAnsi="Arial" w:eastAsia="Arial" w:cs="Arial"/>
+                <w:i w:val="true"/>
+                <w:b w:val="false"/>
+                <w:u w:val="none"/>
+                <w:strike w:val="false"/>
+                <w:sz w:val="18"/>
+                <w:szCs w:val="18"/>
+                <w:color w:val="000000"/>
+              </w:rPr>
+              <w:t xml:space="preserve">cf. cuniculus</w:t>
             </w:r>
           </w:p>
         </w:tc>
@@ -33257,7 +34999,7 @@
                 <w:szCs w:val="18"/>
                 <w:color w:val="000000"/>
               </w:rPr>
-              <w:t xml:space="preserve"/>
+              <w:t xml:space="preserve">Bifaces, nodules, cores, flakes</w:t>
             </w:r>
           </w:p>
         </w:tc>
@@ -33533,7 +35275,7 @@
                 <w:szCs w:val="18"/>
                 <w:color w:val="000000"/>
               </w:rPr>
-              <w:t xml:space="preserve"/>
+              <w:t xml:space="preserve">05.-0.4</w:t>
             </w:r>
           </w:p>
         </w:tc>
@@ -33587,7 +35329,33 @@
                 <w:szCs w:val="18"/>
                 <w:color w:val="000000"/>
               </w:rPr>
-              <w:t xml:space="preserve"/>
+              <w:t xml:space="preserve">TL,</w:t>
+            </w:r>
+            <w:r>
+              <w:rPr>
+                <w:rFonts w:ascii="Arial" w:hAnsi="Arial" w:eastAsia="Arial" w:cs="Arial"/>
+                <w:i w:val="false"/>
+                <w:b w:val="false"/>
+                <w:u w:val="none"/>
+                <w:strike w:val="false"/>
+                <w:sz w:val="18"/>
+                <w:szCs w:val="18"/>
+                <w:color w:val="000000"/>
+              </w:rPr>
+              <w:t xml:space="preserve"> </w:t>
+            </w:r>
+            <w:r>
+              <w:rPr>
+                <w:rFonts w:ascii="Arial" w:hAnsi="Arial" w:eastAsia="Arial" w:cs="Arial"/>
+                <w:i w:val="false"/>
+                <w:b w:val="false"/>
+                <w:u w:val="none"/>
+                <w:strike w:val="false"/>
+                <w:sz w:val="18"/>
+                <w:szCs w:val="18"/>
+                <w:color w:val="000000"/>
+              </w:rPr>
+              <w:t xml:space="preserve">geomorphology</w:t>
             </w:r>
           </w:p>
         </w:tc>
@@ -33695,7 +35463,7 @@
                 <w:szCs w:val="18"/>
                 <w:color w:val="000000"/>
               </w:rPr>
-              <w:t xml:space="preserve"/>
+              <w:t xml:space="preserve">&gt;18k stone artifacts (bifaces, scrapers, denticulates, flakes, cores)</w:t>
             </w:r>
           </w:p>
         </w:tc>
@@ -33971,7 +35739,7 @@
                 <w:szCs w:val="18"/>
                 <w:color w:val="000000"/>
               </w:rPr>
-              <w:t xml:space="preserve"/>
+              <w:t xml:space="preserve">0.337-0.3</w:t>
             </w:r>
           </w:p>
         </w:tc>
@@ -34025,7 +35793,33 @@
                 <w:szCs w:val="18"/>
                 <w:color w:val="000000"/>
               </w:rPr>
-              <w:t xml:space="preserve"/>
+              <w:t xml:space="preserve">TL,</w:t>
+            </w:r>
+            <w:r>
+              <w:rPr>
+                <w:rFonts w:ascii="Arial" w:hAnsi="Arial" w:eastAsia="Arial" w:cs="Arial"/>
+                <w:i w:val="false"/>
+                <w:b w:val="false"/>
+                <w:u w:val="none"/>
+                <w:strike w:val="false"/>
+                <w:sz w:val="18"/>
+                <w:szCs w:val="18"/>
+                <w:color w:val="000000"/>
+              </w:rPr>
+              <w:t xml:space="preserve"> </w:t>
+            </w:r>
+            <w:r>
+              <w:rPr>
+                <w:rFonts w:ascii="Arial" w:hAnsi="Arial" w:eastAsia="Arial" w:cs="Arial"/>
+                <w:i w:val="false"/>
+                <w:b w:val="false"/>
+                <w:u w:val="none"/>
+                <w:strike w:val="false"/>
+                <w:sz w:val="18"/>
+                <w:szCs w:val="18"/>
+                <w:color w:val="000000"/>
+              </w:rPr>
+              <w:t xml:space="preserve">Biostratigraphy</w:t>
             </w:r>
           </w:p>
         </w:tc>
@@ -34071,15 +35865,847 @@
             <w:r>
               <w:rPr>
                 <w:rFonts w:ascii="Arial" w:hAnsi="Arial" w:eastAsia="Arial" w:cs="Arial"/>
-                <w:i w:val="false"/>
-                <w:b w:val="false"/>
-                <w:u w:val="none"/>
-                <w:strike w:val="false"/>
-                <w:sz w:val="18"/>
-                <w:szCs w:val="18"/>
-                <w:color w:val="000000"/>
-              </w:rPr>
-              <w:t xml:space="preserve"/>
+                <w:i w:val="true"/>
+                <w:b w:val="false"/>
+                <w:u w:val="none"/>
+                <w:strike w:val="false"/>
+                <w:sz w:val="18"/>
+                <w:szCs w:val="18"/>
+                <w:color w:val="000000"/>
+              </w:rPr>
+              <w:t xml:space="preserve">Arvicola</w:t>
+            </w:r>
+            <w:r>
+              <w:rPr>
+                <w:rFonts w:ascii="Arial" w:hAnsi="Arial" w:eastAsia="Arial" w:cs="Arial"/>
+                <w:i w:val="true"/>
+                <w:b w:val="false"/>
+                <w:u w:val="none"/>
+                <w:strike w:val="false"/>
+                <w:sz w:val="18"/>
+                <w:szCs w:val="18"/>
+                <w:color w:val="000000"/>
+              </w:rPr>
+              <w:t xml:space="preserve"> </w:t>
+            </w:r>
+            <w:r>
+              <w:rPr>
+                <w:rFonts w:ascii="Arial" w:hAnsi="Arial" w:eastAsia="Arial" w:cs="Arial"/>
+                <w:i w:val="true"/>
+                <w:b w:val="false"/>
+                <w:u w:val="none"/>
+                <w:strike w:val="false"/>
+                <w:sz w:val="18"/>
+                <w:szCs w:val="18"/>
+                <w:color w:val="000000"/>
+              </w:rPr>
+              <w:t xml:space="preserve">terrestris</w:t>
+            </w:r>
+            <w:r>
+              <w:rPr>
+                <w:rFonts w:ascii="Arial" w:hAnsi="Arial" w:eastAsia="Arial" w:cs="Arial"/>
+                <w:i w:val="true"/>
+                <w:b w:val="false"/>
+                <w:u w:val="none"/>
+                <w:strike w:val="false"/>
+                <w:sz w:val="18"/>
+                <w:szCs w:val="18"/>
+                <w:color w:val="000000"/>
+              </w:rPr>
+              <w:t xml:space="preserve"> </w:t>
+            </w:r>
+            <w:r>
+              <w:rPr>
+                <w:rFonts w:ascii="Arial" w:hAnsi="Arial" w:eastAsia="Arial" w:cs="Arial"/>
+                <w:i w:val="true"/>
+                <w:b w:val="false"/>
+                <w:u w:val="none"/>
+                <w:strike w:val="false"/>
+                <w:sz w:val="18"/>
+                <w:szCs w:val="18"/>
+                <w:color w:val="000000"/>
+              </w:rPr>
+              <w:t xml:space="preserve">cantiana,</w:t>
+            </w:r>
+            <w:r>
+              <w:rPr>
+                <w:rFonts w:ascii="Arial" w:hAnsi="Arial" w:eastAsia="Arial" w:cs="Arial"/>
+                <w:i w:val="true"/>
+                <w:b w:val="false"/>
+                <w:u w:val="none"/>
+                <w:strike w:val="false"/>
+                <w:sz w:val="18"/>
+                <w:szCs w:val="18"/>
+                <w:color w:val="000000"/>
+              </w:rPr>
+              <w:t xml:space="preserve"> </w:t>
+            </w:r>
+            <w:r>
+              <w:rPr>
+                <w:rFonts w:ascii="Arial" w:hAnsi="Arial" w:eastAsia="Arial" w:cs="Arial"/>
+                <w:i w:val="true"/>
+                <w:b w:val="false"/>
+                <w:u w:val="none"/>
+                <w:strike w:val="false"/>
+                <w:sz w:val="18"/>
+                <w:szCs w:val="18"/>
+                <w:color w:val="000000"/>
+              </w:rPr>
+              <w:t xml:space="preserve">Microtus</w:t>
+            </w:r>
+            <w:r>
+              <w:rPr>
+                <w:rFonts w:ascii="Arial" w:hAnsi="Arial" w:eastAsia="Arial" w:cs="Arial"/>
+                <w:i w:val="true"/>
+                <w:b w:val="false"/>
+                <w:u w:val="none"/>
+                <w:strike w:val="false"/>
+                <w:sz w:val="18"/>
+                <w:szCs w:val="18"/>
+                <w:color w:val="000000"/>
+              </w:rPr>
+              <w:t xml:space="preserve"> </w:t>
+            </w:r>
+            <w:r>
+              <w:rPr>
+                <w:rFonts w:ascii="Arial" w:hAnsi="Arial" w:eastAsia="Arial" w:cs="Arial"/>
+                <w:i w:val="true"/>
+                <w:b w:val="false"/>
+                <w:u w:val="none"/>
+                <w:strike w:val="false"/>
+                <w:sz w:val="18"/>
+                <w:szCs w:val="18"/>
+                <w:color w:val="000000"/>
+              </w:rPr>
+              <w:t xml:space="preserve">subterraneus,</w:t>
+            </w:r>
+            <w:r>
+              <w:rPr>
+                <w:rFonts w:ascii="Arial" w:hAnsi="Arial" w:eastAsia="Arial" w:cs="Arial"/>
+                <w:i w:val="true"/>
+                <w:b w:val="false"/>
+                <w:u w:val="none"/>
+                <w:strike w:val="false"/>
+                <w:sz w:val="18"/>
+                <w:szCs w:val="18"/>
+                <w:color w:val="000000"/>
+              </w:rPr>
+              <w:t xml:space="preserve"> </w:t>
+            </w:r>
+            <w:r>
+              <w:rPr>
+                <w:rFonts w:ascii="Arial" w:hAnsi="Arial" w:eastAsia="Arial" w:cs="Arial"/>
+                <w:i w:val="true"/>
+                <w:b w:val="false"/>
+                <w:u w:val="none"/>
+                <w:strike w:val="false"/>
+                <w:sz w:val="18"/>
+                <w:szCs w:val="18"/>
+                <w:color w:val="000000"/>
+              </w:rPr>
+              <w:t xml:space="preserve">Sorex</w:t>
+            </w:r>
+            <w:r>
+              <w:rPr>
+                <w:rFonts w:ascii="Arial" w:hAnsi="Arial" w:eastAsia="Arial" w:cs="Arial"/>
+                <w:i w:val="true"/>
+                <w:b w:val="false"/>
+                <w:u w:val="none"/>
+                <w:strike w:val="false"/>
+                <w:sz w:val="18"/>
+                <w:szCs w:val="18"/>
+                <w:color w:val="000000"/>
+              </w:rPr>
+              <w:t xml:space="preserve"> </w:t>
+            </w:r>
+            <w:r>
+              <w:rPr>
+                <w:rFonts w:ascii="Arial" w:hAnsi="Arial" w:eastAsia="Arial" w:cs="Arial"/>
+                <w:i w:val="true"/>
+                <w:b w:val="false"/>
+                <w:u w:val="none"/>
+                <w:strike w:val="false"/>
+                <w:sz w:val="18"/>
+                <w:szCs w:val="18"/>
+                <w:color w:val="000000"/>
+              </w:rPr>
+              <w:t xml:space="preserve">minutus,</w:t>
+            </w:r>
+            <w:r>
+              <w:rPr>
+                <w:rFonts w:ascii="Arial" w:hAnsi="Arial" w:eastAsia="Arial" w:cs="Arial"/>
+                <w:i w:val="true"/>
+                <w:b w:val="false"/>
+                <w:u w:val="none"/>
+                <w:strike w:val="false"/>
+                <w:sz w:val="18"/>
+                <w:szCs w:val="18"/>
+                <w:color w:val="000000"/>
+              </w:rPr>
+              <w:t xml:space="preserve"> </w:t>
+            </w:r>
+            <w:r>
+              <w:rPr>
+                <w:rFonts w:ascii="Arial" w:hAnsi="Arial" w:eastAsia="Arial" w:cs="Arial"/>
+                <w:i w:val="true"/>
+                <w:b w:val="false"/>
+                <w:u w:val="none"/>
+                <w:strike w:val="false"/>
+                <w:sz w:val="18"/>
+                <w:szCs w:val="18"/>
+                <w:color w:val="000000"/>
+              </w:rPr>
+              <w:t xml:space="preserve">Castor</w:t>
+            </w:r>
+            <w:r>
+              <w:rPr>
+                <w:rFonts w:ascii="Arial" w:hAnsi="Arial" w:eastAsia="Arial" w:cs="Arial"/>
+                <w:i w:val="true"/>
+                <w:b w:val="false"/>
+                <w:u w:val="none"/>
+                <w:strike w:val="false"/>
+                <w:sz w:val="18"/>
+                <w:szCs w:val="18"/>
+                <w:color w:val="000000"/>
+              </w:rPr>
+              <w:t xml:space="preserve"> </w:t>
+            </w:r>
+            <w:r>
+              <w:rPr>
+                <w:rFonts w:ascii="Arial" w:hAnsi="Arial" w:eastAsia="Arial" w:cs="Arial"/>
+                <w:i w:val="true"/>
+                <w:b w:val="false"/>
+                <w:u w:val="none"/>
+                <w:strike w:val="false"/>
+                <w:sz w:val="18"/>
+                <w:szCs w:val="18"/>
+                <w:color w:val="000000"/>
+              </w:rPr>
+              <w:t xml:space="preserve">fiber,</w:t>
+            </w:r>
+            <w:r>
+              <w:rPr>
+                <w:rFonts w:ascii="Arial" w:hAnsi="Arial" w:eastAsia="Arial" w:cs="Arial"/>
+                <w:i w:val="true"/>
+                <w:b w:val="false"/>
+                <w:u w:val="none"/>
+                <w:strike w:val="false"/>
+                <w:sz w:val="18"/>
+                <w:szCs w:val="18"/>
+                <w:color w:val="000000"/>
+              </w:rPr>
+              <w:t xml:space="preserve"> </w:t>
+            </w:r>
+            <w:r>
+              <w:rPr>
+                <w:rFonts w:ascii="Arial" w:hAnsi="Arial" w:eastAsia="Arial" w:cs="Arial"/>
+                <w:i w:val="true"/>
+                <w:b w:val="false"/>
+                <w:u w:val="none"/>
+                <w:strike w:val="false"/>
+                <w:sz w:val="18"/>
+                <w:szCs w:val="18"/>
+                <w:color w:val="000000"/>
+              </w:rPr>
+              <w:t xml:space="preserve">Panthera</w:t>
+            </w:r>
+            <w:r>
+              <w:rPr>
+                <w:rFonts w:ascii="Arial" w:hAnsi="Arial" w:eastAsia="Arial" w:cs="Arial"/>
+                <w:i w:val="true"/>
+                <w:b w:val="false"/>
+                <w:u w:val="none"/>
+                <w:strike w:val="false"/>
+                <w:sz w:val="18"/>
+                <w:szCs w:val="18"/>
+                <w:color w:val="000000"/>
+              </w:rPr>
+              <w:t xml:space="preserve"> </w:t>
+            </w:r>
+            <w:r>
+              <w:rPr>
+                <w:rFonts w:ascii="Arial" w:hAnsi="Arial" w:eastAsia="Arial" w:cs="Arial"/>
+                <w:i w:val="true"/>
+                <w:b w:val="false"/>
+                <w:u w:val="none"/>
+                <w:strike w:val="false"/>
+                <w:sz w:val="18"/>
+                <w:szCs w:val="18"/>
+                <w:color w:val="000000"/>
+              </w:rPr>
+              <w:t xml:space="preserve">leo,</w:t>
+            </w:r>
+            <w:r>
+              <w:rPr>
+                <w:rFonts w:ascii="Arial" w:hAnsi="Arial" w:eastAsia="Arial" w:cs="Arial"/>
+                <w:i w:val="true"/>
+                <w:b w:val="false"/>
+                <w:u w:val="none"/>
+                <w:strike w:val="false"/>
+                <w:sz w:val="18"/>
+                <w:szCs w:val="18"/>
+                <w:color w:val="000000"/>
+              </w:rPr>
+              <w:t xml:space="preserve"> </w:t>
+            </w:r>
+            <w:r>
+              <w:rPr>
+                <w:rFonts w:ascii="Arial" w:hAnsi="Arial" w:eastAsia="Arial" w:cs="Arial"/>
+                <w:i w:val="true"/>
+                <w:b w:val="false"/>
+                <w:u w:val="none"/>
+                <w:strike w:val="false"/>
+                <w:sz w:val="18"/>
+                <w:szCs w:val="18"/>
+                <w:color w:val="000000"/>
+              </w:rPr>
+              <w:t xml:space="preserve">Canis</w:t>
+            </w:r>
+            <w:r>
+              <w:rPr>
+                <w:rFonts w:ascii="Arial" w:hAnsi="Arial" w:eastAsia="Arial" w:cs="Arial"/>
+                <w:i w:val="true"/>
+                <w:b w:val="false"/>
+                <w:u w:val="none"/>
+                <w:strike w:val="false"/>
+                <w:sz w:val="18"/>
+                <w:szCs w:val="18"/>
+                <w:color w:val="000000"/>
+              </w:rPr>
+              <w:t xml:space="preserve"> </w:t>
+            </w:r>
+            <w:r>
+              <w:rPr>
+                <w:rFonts w:ascii="Arial" w:hAnsi="Arial" w:eastAsia="Arial" w:cs="Arial"/>
+                <w:i w:val="true"/>
+                <w:b w:val="false"/>
+                <w:u w:val="none"/>
+                <w:strike w:val="false"/>
+                <w:sz w:val="18"/>
+                <w:szCs w:val="18"/>
+                <w:color w:val="000000"/>
+              </w:rPr>
+              <w:t xml:space="preserve">lupus,</w:t>
+            </w:r>
+            <w:r>
+              <w:rPr>
+                <w:rFonts w:ascii="Arial" w:hAnsi="Arial" w:eastAsia="Arial" w:cs="Arial"/>
+                <w:i w:val="true"/>
+                <w:b w:val="false"/>
+                <w:u w:val="none"/>
+                <w:strike w:val="false"/>
+                <w:sz w:val="18"/>
+                <w:szCs w:val="18"/>
+                <w:color w:val="000000"/>
+              </w:rPr>
+              <w:t xml:space="preserve"> </w:t>
+            </w:r>
+            <w:r>
+              <w:rPr>
+                <w:rFonts w:ascii="Arial" w:hAnsi="Arial" w:eastAsia="Arial" w:cs="Arial"/>
+                <w:i w:val="true"/>
+                <w:b w:val="false"/>
+                <w:u w:val="none"/>
+                <w:strike w:val="false"/>
+                <w:sz w:val="18"/>
+                <w:szCs w:val="18"/>
+                <w:color w:val="000000"/>
+              </w:rPr>
+              <w:t xml:space="preserve">Vulpes</w:t>
+            </w:r>
+            <w:r>
+              <w:rPr>
+                <w:rFonts w:ascii="Arial" w:hAnsi="Arial" w:eastAsia="Arial" w:cs="Arial"/>
+                <w:i w:val="true"/>
+                <w:b w:val="false"/>
+                <w:u w:val="none"/>
+                <w:strike w:val="false"/>
+                <w:sz w:val="18"/>
+                <w:szCs w:val="18"/>
+                <w:color w:val="000000"/>
+              </w:rPr>
+              <w:t xml:space="preserve"> </w:t>
+            </w:r>
+            <w:r>
+              <w:rPr>
+                <w:rFonts w:ascii="Arial" w:hAnsi="Arial" w:eastAsia="Arial" w:cs="Arial"/>
+                <w:i w:val="true"/>
+                <w:b w:val="false"/>
+                <w:u w:val="none"/>
+                <w:strike w:val="false"/>
+                <w:sz w:val="18"/>
+                <w:szCs w:val="18"/>
+                <w:color w:val="000000"/>
+              </w:rPr>
+              <w:t xml:space="preserve">vulpes,</w:t>
+            </w:r>
+            <w:r>
+              <w:rPr>
+                <w:rFonts w:ascii="Arial" w:hAnsi="Arial" w:eastAsia="Arial" w:cs="Arial"/>
+                <w:i w:val="true"/>
+                <w:b w:val="false"/>
+                <w:u w:val="none"/>
+                <w:strike w:val="false"/>
+                <w:sz w:val="18"/>
+                <w:szCs w:val="18"/>
+                <w:color w:val="000000"/>
+              </w:rPr>
+              <w:t xml:space="preserve"> </w:t>
+            </w:r>
+            <w:r>
+              <w:rPr>
+                <w:rFonts w:ascii="Arial" w:hAnsi="Arial" w:eastAsia="Arial" w:cs="Arial"/>
+                <w:i w:val="true"/>
+                <w:b w:val="false"/>
+                <w:u w:val="none"/>
+                <w:strike w:val="false"/>
+                <w:sz w:val="18"/>
+                <w:szCs w:val="18"/>
+                <w:color w:val="000000"/>
+              </w:rPr>
+              <w:t xml:space="preserve">Ursus</w:t>
+            </w:r>
+            <w:r>
+              <w:rPr>
+                <w:rFonts w:ascii="Arial" w:hAnsi="Arial" w:eastAsia="Arial" w:cs="Arial"/>
+                <w:i w:val="true"/>
+                <w:b w:val="false"/>
+                <w:u w:val="none"/>
+                <w:strike w:val="false"/>
+                <w:sz w:val="18"/>
+                <w:szCs w:val="18"/>
+                <w:color w:val="000000"/>
+              </w:rPr>
+              <w:t xml:space="preserve"> </w:t>
+            </w:r>
+            <w:r>
+              <w:rPr>
+                <w:rFonts w:ascii="Arial" w:hAnsi="Arial" w:eastAsia="Arial" w:cs="Arial"/>
+                <w:i w:val="true"/>
+                <w:b w:val="false"/>
+                <w:u w:val="none"/>
+                <w:strike w:val="false"/>
+                <w:sz w:val="18"/>
+                <w:szCs w:val="18"/>
+                <w:color w:val="000000"/>
+              </w:rPr>
+              <w:t xml:space="preserve">spelaeus,</w:t>
+            </w:r>
+            <w:r>
+              <w:rPr>
+                <w:rFonts w:ascii="Arial" w:hAnsi="Arial" w:eastAsia="Arial" w:cs="Arial"/>
+                <w:i w:val="true"/>
+                <w:b w:val="false"/>
+                <w:u w:val="none"/>
+                <w:strike w:val="false"/>
+                <w:sz w:val="18"/>
+                <w:szCs w:val="18"/>
+                <w:color w:val="000000"/>
+              </w:rPr>
+              <w:t xml:space="preserve"> </w:t>
+            </w:r>
+            <w:r>
+              <w:rPr>
+                <w:rFonts w:ascii="Arial" w:hAnsi="Arial" w:eastAsia="Arial" w:cs="Arial"/>
+                <w:i w:val="true"/>
+                <w:b w:val="false"/>
+                <w:u w:val="none"/>
+                <w:strike w:val="false"/>
+                <w:sz w:val="18"/>
+                <w:szCs w:val="18"/>
+                <w:color w:val="000000"/>
+              </w:rPr>
+              <w:t xml:space="preserve">Palaeoloxodon</w:t>
+            </w:r>
+            <w:r>
+              <w:rPr>
+                <w:rFonts w:ascii="Arial" w:hAnsi="Arial" w:eastAsia="Arial" w:cs="Arial"/>
+                <w:i w:val="true"/>
+                <w:b w:val="false"/>
+                <w:u w:val="none"/>
+                <w:strike w:val="false"/>
+                <w:sz w:val="18"/>
+                <w:szCs w:val="18"/>
+                <w:color w:val="000000"/>
+              </w:rPr>
+              <w:t xml:space="preserve"> </w:t>
+            </w:r>
+            <w:r>
+              <w:rPr>
+                <w:rFonts w:ascii="Arial" w:hAnsi="Arial" w:eastAsia="Arial" w:cs="Arial"/>
+                <w:i w:val="true"/>
+                <w:b w:val="false"/>
+                <w:u w:val="none"/>
+                <w:strike w:val="false"/>
+                <w:sz w:val="18"/>
+                <w:szCs w:val="18"/>
+                <w:color w:val="000000"/>
+              </w:rPr>
+              <w:t xml:space="preserve">antiquus,</w:t>
+            </w:r>
+            <w:r>
+              <w:rPr>
+                <w:rFonts w:ascii="Arial" w:hAnsi="Arial" w:eastAsia="Arial" w:cs="Arial"/>
+                <w:i w:val="true"/>
+                <w:b w:val="false"/>
+                <w:u w:val="none"/>
+                <w:strike w:val="false"/>
+                <w:sz w:val="18"/>
+                <w:szCs w:val="18"/>
+                <w:color w:val="000000"/>
+              </w:rPr>
+              <w:t xml:space="preserve"> </w:t>
+            </w:r>
+            <w:r>
+              <w:rPr>
+                <w:rFonts w:ascii="Arial" w:hAnsi="Arial" w:eastAsia="Arial" w:cs="Arial"/>
+                <w:i w:val="true"/>
+                <w:b w:val="false"/>
+                <w:u w:val="none"/>
+                <w:strike w:val="false"/>
+                <w:sz w:val="18"/>
+                <w:szCs w:val="18"/>
+                <w:color w:val="000000"/>
+              </w:rPr>
+              <w:t xml:space="preserve">Equus</w:t>
+            </w:r>
+            <w:r>
+              <w:rPr>
+                <w:rFonts w:ascii="Arial" w:hAnsi="Arial" w:eastAsia="Arial" w:cs="Arial"/>
+                <w:i w:val="true"/>
+                <w:b w:val="false"/>
+                <w:u w:val="none"/>
+                <w:strike w:val="false"/>
+                <w:sz w:val="18"/>
+                <w:szCs w:val="18"/>
+                <w:color w:val="000000"/>
+              </w:rPr>
+              <w:t xml:space="preserve"> </w:t>
+            </w:r>
+            <w:r>
+              <w:rPr>
+                <w:rFonts w:ascii="Arial" w:hAnsi="Arial" w:eastAsia="Arial" w:cs="Arial"/>
+                <w:i w:val="true"/>
+                <w:b w:val="false"/>
+                <w:u w:val="none"/>
+                <w:strike w:val="false"/>
+                <w:sz w:val="18"/>
+                <w:szCs w:val="18"/>
+                <w:color w:val="000000"/>
+              </w:rPr>
+              <w:t xml:space="preserve">mosbachensis,</w:t>
+            </w:r>
+            <w:r>
+              <w:rPr>
+                <w:rFonts w:ascii="Arial" w:hAnsi="Arial" w:eastAsia="Arial" w:cs="Arial"/>
+                <w:i w:val="true"/>
+                <w:b w:val="false"/>
+                <w:u w:val="none"/>
+                <w:strike w:val="false"/>
+                <w:sz w:val="18"/>
+                <w:szCs w:val="18"/>
+                <w:color w:val="000000"/>
+              </w:rPr>
+              <w:t xml:space="preserve"> </w:t>
+            </w:r>
+            <w:r>
+              <w:rPr>
+                <w:rFonts w:ascii="Arial" w:hAnsi="Arial" w:eastAsia="Arial" w:cs="Arial"/>
+                <w:i w:val="true"/>
+                <w:b w:val="false"/>
+                <w:u w:val="none"/>
+                <w:strike w:val="false"/>
+                <w:sz w:val="18"/>
+                <w:szCs w:val="18"/>
+                <w:color w:val="000000"/>
+              </w:rPr>
+              <w:t xml:space="preserve">Stephanorhinus</w:t>
+            </w:r>
+            <w:r>
+              <w:rPr>
+                <w:rFonts w:ascii="Arial" w:hAnsi="Arial" w:eastAsia="Arial" w:cs="Arial"/>
+                <w:i w:val="true"/>
+                <w:b w:val="false"/>
+                <w:u w:val="none"/>
+                <w:strike w:val="false"/>
+                <w:sz w:val="18"/>
+                <w:szCs w:val="18"/>
+                <w:color w:val="000000"/>
+              </w:rPr>
+              <w:t xml:space="preserve"> </w:t>
+            </w:r>
+            <w:r>
+              <w:rPr>
+                <w:rFonts w:ascii="Arial" w:hAnsi="Arial" w:eastAsia="Arial" w:cs="Arial"/>
+                <w:i w:val="true"/>
+                <w:b w:val="false"/>
+                <w:u w:val="none"/>
+                <w:strike w:val="false"/>
+                <w:sz w:val="18"/>
+                <w:szCs w:val="18"/>
+                <w:color w:val="000000"/>
+              </w:rPr>
+              <w:t xml:space="preserve">kirchbergensis,</w:t>
+            </w:r>
+            <w:r>
+              <w:rPr>
+                <w:rFonts w:ascii="Arial" w:hAnsi="Arial" w:eastAsia="Arial" w:cs="Arial"/>
+                <w:i w:val="true"/>
+                <w:b w:val="false"/>
+                <w:u w:val="none"/>
+                <w:strike w:val="false"/>
+                <w:sz w:val="18"/>
+                <w:szCs w:val="18"/>
+                <w:color w:val="000000"/>
+              </w:rPr>
+              <w:t xml:space="preserve"> </w:t>
+            </w:r>
+            <w:r>
+              <w:rPr>
+                <w:rFonts w:ascii="Arial" w:hAnsi="Arial" w:eastAsia="Arial" w:cs="Arial"/>
+                <w:i w:val="true"/>
+                <w:b w:val="false"/>
+                <w:u w:val="none"/>
+                <w:strike w:val="false"/>
+                <w:sz w:val="18"/>
+                <w:szCs w:val="18"/>
+                <w:color w:val="000000"/>
+              </w:rPr>
+              <w:t xml:space="preserve">Stephanorhinus</w:t>
+            </w:r>
+            <w:r>
+              <w:rPr>
+                <w:rFonts w:ascii="Arial" w:hAnsi="Arial" w:eastAsia="Arial" w:cs="Arial"/>
+                <w:i w:val="true"/>
+                <w:b w:val="false"/>
+                <w:u w:val="none"/>
+                <w:strike w:val="false"/>
+                <w:sz w:val="18"/>
+                <w:szCs w:val="18"/>
+                <w:color w:val="000000"/>
+              </w:rPr>
+              <w:t xml:space="preserve"> </w:t>
+            </w:r>
+            <w:r>
+              <w:rPr>
+                <w:rFonts w:ascii="Arial" w:hAnsi="Arial" w:eastAsia="Arial" w:cs="Arial"/>
+                <w:i w:val="true"/>
+                <w:b w:val="false"/>
+                <w:u w:val="none"/>
+                <w:strike w:val="false"/>
+                <w:sz w:val="18"/>
+                <w:szCs w:val="18"/>
+                <w:color w:val="000000"/>
+              </w:rPr>
+              <w:t xml:space="preserve">hemitoechus,</w:t>
+            </w:r>
+            <w:r>
+              <w:rPr>
+                <w:rFonts w:ascii="Arial" w:hAnsi="Arial" w:eastAsia="Arial" w:cs="Arial"/>
+                <w:i w:val="true"/>
+                <w:b w:val="false"/>
+                <w:u w:val="none"/>
+                <w:strike w:val="false"/>
+                <w:sz w:val="18"/>
+                <w:szCs w:val="18"/>
+                <w:color w:val="000000"/>
+              </w:rPr>
+              <w:t xml:space="preserve"> </w:t>
+            </w:r>
+            <w:r>
+              <w:rPr>
+                <w:rFonts w:ascii="Arial" w:hAnsi="Arial" w:eastAsia="Arial" w:cs="Arial"/>
+                <w:i w:val="true"/>
+                <w:b w:val="false"/>
+                <w:u w:val="none"/>
+                <w:strike w:val="false"/>
+                <w:sz w:val="18"/>
+                <w:szCs w:val="18"/>
+                <w:color w:val="000000"/>
+              </w:rPr>
+              <w:t xml:space="preserve">Cervus</w:t>
+            </w:r>
+            <w:r>
+              <w:rPr>
+                <w:rFonts w:ascii="Arial" w:hAnsi="Arial" w:eastAsia="Arial" w:cs="Arial"/>
+                <w:i w:val="true"/>
+                <w:b w:val="false"/>
+                <w:u w:val="none"/>
+                <w:strike w:val="false"/>
+                <w:sz w:val="18"/>
+                <w:szCs w:val="18"/>
+                <w:color w:val="000000"/>
+              </w:rPr>
+              <w:t xml:space="preserve"> </w:t>
+            </w:r>
+            <w:r>
+              <w:rPr>
+                <w:rFonts w:ascii="Arial" w:hAnsi="Arial" w:eastAsia="Arial" w:cs="Arial"/>
+                <w:i w:val="true"/>
+                <w:b w:val="false"/>
+                <w:u w:val="none"/>
+                <w:strike w:val="false"/>
+                <w:sz w:val="18"/>
+                <w:szCs w:val="18"/>
+                <w:color w:val="000000"/>
+              </w:rPr>
+              <w:t xml:space="preserve">elaphus,</w:t>
+            </w:r>
+            <w:r>
+              <w:rPr>
+                <w:rFonts w:ascii="Arial" w:hAnsi="Arial" w:eastAsia="Arial" w:cs="Arial"/>
+                <w:i w:val="true"/>
+                <w:b w:val="false"/>
+                <w:u w:val="none"/>
+                <w:strike w:val="false"/>
+                <w:sz w:val="18"/>
+                <w:szCs w:val="18"/>
+                <w:color w:val="000000"/>
+              </w:rPr>
+              <w:t xml:space="preserve"> </w:t>
+            </w:r>
+            <w:r>
+              <w:rPr>
+                <w:rFonts w:ascii="Arial" w:hAnsi="Arial" w:eastAsia="Arial" w:cs="Arial"/>
+                <w:i w:val="true"/>
+                <w:b w:val="false"/>
+                <w:u w:val="none"/>
+                <w:strike w:val="false"/>
+                <w:sz w:val="18"/>
+                <w:szCs w:val="18"/>
+                <w:color w:val="000000"/>
+              </w:rPr>
+              <w:t xml:space="preserve">Megaloceros</w:t>
+            </w:r>
+            <w:r>
+              <w:rPr>
+                <w:rFonts w:ascii="Arial" w:hAnsi="Arial" w:eastAsia="Arial" w:cs="Arial"/>
+                <w:i w:val="true"/>
+                <w:b w:val="false"/>
+                <w:u w:val="none"/>
+                <w:strike w:val="false"/>
+                <w:sz w:val="18"/>
+                <w:szCs w:val="18"/>
+                <w:color w:val="000000"/>
+              </w:rPr>
+              <w:t xml:space="preserve"> </w:t>
+            </w:r>
+            <w:r>
+              <w:rPr>
+                <w:rFonts w:ascii="Arial" w:hAnsi="Arial" w:eastAsia="Arial" w:cs="Arial"/>
+                <w:i w:val="true"/>
+                <w:b w:val="false"/>
+                <w:u w:val="none"/>
+                <w:strike w:val="false"/>
+                <w:sz w:val="18"/>
+                <w:szCs w:val="18"/>
+                <w:color w:val="000000"/>
+              </w:rPr>
+              <w:t xml:space="preserve">giganteus,</w:t>
+            </w:r>
+            <w:r>
+              <w:rPr>
+                <w:rFonts w:ascii="Arial" w:hAnsi="Arial" w:eastAsia="Arial" w:cs="Arial"/>
+                <w:i w:val="true"/>
+                <w:b w:val="false"/>
+                <w:u w:val="none"/>
+                <w:strike w:val="false"/>
+                <w:sz w:val="18"/>
+                <w:szCs w:val="18"/>
+                <w:color w:val="000000"/>
+              </w:rPr>
+              <w:t xml:space="preserve"> </w:t>
+            </w:r>
+            <w:r>
+              <w:rPr>
+                <w:rFonts w:ascii="Arial" w:hAnsi="Arial" w:eastAsia="Arial" w:cs="Arial"/>
+                <w:i w:val="true"/>
+                <w:b w:val="false"/>
+                <w:u w:val="none"/>
+                <w:strike w:val="false"/>
+                <w:sz w:val="18"/>
+                <w:szCs w:val="18"/>
+                <w:color w:val="000000"/>
+              </w:rPr>
+              <w:t xml:space="preserve">Bos</w:t>
+            </w:r>
+            <w:r>
+              <w:rPr>
+                <w:rFonts w:ascii="Arial" w:hAnsi="Arial" w:eastAsia="Arial" w:cs="Arial"/>
+                <w:i w:val="true"/>
+                <w:b w:val="false"/>
+                <w:u w:val="none"/>
+                <w:strike w:val="false"/>
+                <w:sz w:val="18"/>
+                <w:szCs w:val="18"/>
+                <w:color w:val="000000"/>
+              </w:rPr>
+              <w:t xml:space="preserve"> </w:t>
+            </w:r>
+            <w:r>
+              <w:rPr>
+                <w:rFonts w:ascii="Arial" w:hAnsi="Arial" w:eastAsia="Arial" w:cs="Arial"/>
+                <w:i w:val="true"/>
+                <w:b w:val="false"/>
+                <w:u w:val="none"/>
+                <w:strike w:val="false"/>
+                <w:sz w:val="18"/>
+                <w:szCs w:val="18"/>
+                <w:color w:val="000000"/>
+              </w:rPr>
+              <w:t xml:space="preserve">primigenius,</w:t>
+            </w:r>
+            <w:r>
+              <w:rPr>
+                <w:rFonts w:ascii="Arial" w:hAnsi="Arial" w:eastAsia="Arial" w:cs="Arial"/>
+                <w:i w:val="true"/>
+                <w:b w:val="false"/>
+                <w:u w:val="none"/>
+                <w:strike w:val="false"/>
+                <w:sz w:val="18"/>
+                <w:szCs w:val="18"/>
+                <w:color w:val="000000"/>
+              </w:rPr>
+              <w:t xml:space="preserve"> </w:t>
+            </w:r>
+            <w:r>
+              <w:rPr>
+                <w:rFonts w:ascii="Arial" w:hAnsi="Arial" w:eastAsia="Arial" w:cs="Arial"/>
+                <w:i w:val="true"/>
+                <w:b w:val="false"/>
+                <w:u w:val="none"/>
+                <w:strike w:val="false"/>
+                <w:sz w:val="18"/>
+                <w:szCs w:val="18"/>
+                <w:color w:val="000000"/>
+              </w:rPr>
+              <w:t xml:space="preserve">Bison</w:t>
+            </w:r>
+            <w:r>
+              <w:rPr>
+                <w:rFonts w:ascii="Arial" w:hAnsi="Arial" w:eastAsia="Arial" w:cs="Arial"/>
+                <w:i w:val="true"/>
+                <w:b w:val="false"/>
+                <w:u w:val="none"/>
+                <w:strike w:val="false"/>
+                <w:sz w:val="18"/>
+                <w:szCs w:val="18"/>
+                <w:color w:val="000000"/>
+              </w:rPr>
+              <w:t xml:space="preserve"> </w:t>
+            </w:r>
+            <w:r>
+              <w:rPr>
+                <w:rFonts w:ascii="Arial" w:hAnsi="Arial" w:eastAsia="Arial" w:cs="Arial"/>
+                <w:i w:val="true"/>
+                <w:b w:val="false"/>
+                <w:u w:val="none"/>
+                <w:strike w:val="false"/>
+                <w:sz w:val="18"/>
+                <w:szCs w:val="18"/>
+                <w:color w:val="000000"/>
+              </w:rPr>
+              <w:t xml:space="preserve">priscus</w:t>
             </w:r>
           </w:p>
         </w:tc>
@@ -34133,883 +36759,7 @@
                 <w:szCs w:val="18"/>
                 <w:color w:val="000000"/>
               </w:rPr>
-              <w:t xml:space="preserve"/>
-            </w:r>
-          </w:p>
-        </w:tc>
-        <w:tc>
-          <w:tcPr>
-            <w:tcBorders>
-              <w:bottom w:val="single" w:sz="8" w:space="0" w:color="000000"/>
-              <w:top w:val="single" w:sz="8" w:space="0" w:color="000000"/>
-              <w:left w:val="single" w:sz="8" w:space="0" w:color="000000"/>
-              <w:right w:val="single" w:sz="8" w:space="0" w:color="000000"/>
-            </w:tcBorders>
-            <w:shd w:val="clear" w:color="auto" w:fill="FFFFFF"/>
-            <w:tcMar>
-              <w:top w:w="0" w:type="dxa"/>
-              <w:bottom w:w="0" w:type="dxa"/>
-              <w:left w:w="0" w:type="dxa"/>
-              <w:right w:w="0" w:type="dxa"/>
-            </w:tcMar>
-            <w:vAlign w:val="center"/>
-          </w:tcPr>
-          <w:p>
-            <w:pPr>
-              <w:jc w:val="left"/>
-              <w:pBdr>
-                <w:bottom w:val="none" w:sz="0" w:space="0" w:color="000000"/>
-                <w:top w:val="none" w:sz="0" w:space="0" w:color="000000"/>
-                <w:left w:val="none" w:sz="0" w:space="0" w:color="000000"/>
-                <w:right w:val="none" w:sz="0" w:space="0" w:color="000000"/>
-              </w:pBdr>
-              <w:spacing w:after="80" w:before="80" w:line="240"/>
-              <w:ind w:left="80" w:right="80" w:firstLine="0" w:firstLineChars="0"/>
-              <w:rPr>
-                <w:rFonts w:ascii="Arial" w:hAnsi="Arial" w:eastAsia="Arial" w:cs="Arial"/>
-                <w:i w:val="false"/>
-                <w:b w:val="false"/>
-                <w:u w:val="none"/>
-                <w:strike w:val="false"/>
-                <w:sz w:val="18"/>
-                <w:szCs w:val="18"/>
-                <w:color w:val="000000"/>
-              </w:rPr>
-            </w:pPr>
-            <w:r>
-              <w:rPr>
-                <w:rFonts w:ascii="Arial" w:hAnsi="Arial" w:eastAsia="Arial" w:cs="Arial"/>
-                <w:i w:val="false"/>
-                <w:b w:val="false"/>
-                <w:u w:val="none"/>
-                <w:strike w:val="false"/>
-                <w:sz w:val="18"/>
-                <w:szCs w:val="18"/>
-                <w:color w:val="000000"/>
-              </w:rPr>
-              <w:t xml:space="preserve"/>
-            </w:r>
-          </w:p>
-        </w:tc>
-        <w:tc>
-          <w:tcPr>
-            <w:tcBorders>
-              <w:bottom w:val="single" w:sz="8" w:space="0" w:color="000000"/>
-              <w:top w:val="single" w:sz="8" w:space="0" w:color="000000"/>
-              <w:left w:val="single" w:sz="8" w:space="0" w:color="000000"/>
-              <w:right w:val="single" w:sz="8" w:space="0" w:color="000000"/>
-            </w:tcBorders>
-            <w:shd w:val="clear" w:color="auto" w:fill="FFFFFF"/>
-            <w:tcMar>
-              <w:top w:w="0" w:type="dxa"/>
-              <w:bottom w:w="0" w:type="dxa"/>
-              <w:left w:w="0" w:type="dxa"/>
-              <w:right w:w="0" w:type="dxa"/>
-            </w:tcMar>
-            <w:vAlign w:val="center"/>
-          </w:tcPr>
-          <w:p>
-            <w:pPr>
-              <w:jc w:val="right"/>
-              <w:pBdr>
-                <w:bottom w:val="none" w:sz="0" w:space="0" w:color="000000"/>
-                <w:top w:val="none" w:sz="0" w:space="0" w:color="000000"/>
-                <w:left w:val="none" w:sz="0" w:space="0" w:color="000000"/>
-                <w:right w:val="none" w:sz="0" w:space="0" w:color="000000"/>
-              </w:pBdr>
-              <w:spacing w:after="80" w:before="80" w:line="240"/>
-              <w:ind w:left="80" w:right="80" w:firstLine="0" w:firstLineChars="0"/>
-              <w:rPr>
-                <w:rFonts w:ascii="Arial" w:hAnsi="Arial" w:eastAsia="Arial" w:cs="Arial"/>
-                <w:i w:val="false"/>
-                <w:b w:val="false"/>
-                <w:u w:val="none"/>
-                <w:strike w:val="false"/>
-                <w:sz w:val="18"/>
-                <w:szCs w:val="18"/>
-                <w:color w:val="000000"/>
-              </w:rPr>
-            </w:pPr>
-            <w:r>
-              <w:rPr>
-                <w:rFonts w:ascii="Arial" w:hAnsi="Arial" w:eastAsia="Arial" w:cs="Arial"/>
-                <w:i w:val="false"/>
-                <w:b w:val="false"/>
-                <w:u w:val="none"/>
-                <w:strike w:val="false"/>
-                <w:sz w:val="18"/>
-                <w:szCs w:val="18"/>
-                <w:color w:val="000000"/>
-              </w:rPr>
-              <w:t xml:space="preserve"/>
-            </w:r>
-          </w:p>
-        </w:tc>
-      </w:tr>
-      <w:tr>
-        <w:trPr>
-          <w:trHeight w:val="360" w:hRule="auto"/>
-        </w:trPr>
-        body44
-        <w:tc>
-          <w:tcPr>
-            <w:tcBorders>
-              <w:bottom w:val="single" w:sz="8" w:space="0" w:color="000000"/>
-              <w:top w:val="single" w:sz="8" w:space="0" w:color="000000"/>
-              <w:left w:val="single" w:sz="8" w:space="0" w:color="000000"/>
-              <w:right w:val="single" w:sz="8" w:space="0" w:color="000000"/>
-            </w:tcBorders>
-            <w:shd w:val="clear" w:color="auto" w:fill="FFFFFF"/>
-            <w:tcMar>
-              <w:top w:w="0" w:type="dxa"/>
-              <w:bottom w:w="0" w:type="dxa"/>
-              <w:left w:w="0" w:type="dxa"/>
-              <w:right w:w="0" w:type="dxa"/>
-            </w:tcMar>
-            <w:vAlign w:val="center"/>
-          </w:tcPr>
-          <w:p>
-            <w:pPr>
-              <w:jc w:val="right"/>
-              <w:pBdr>
-                <w:bottom w:val="none" w:sz="0" w:space="0" w:color="000000"/>
-                <w:top w:val="none" w:sz="0" w:space="0" w:color="000000"/>
-                <w:left w:val="none" w:sz="0" w:space="0" w:color="000000"/>
-                <w:right w:val="none" w:sz="0" w:space="0" w:color="000000"/>
-              </w:pBdr>
-              <w:spacing w:after="80" w:before="80" w:line="240"/>
-              <w:ind w:left="80" w:right="80" w:firstLine="0" w:firstLineChars="0"/>
-              <w:rPr>
-                <w:rFonts w:ascii="Arial" w:hAnsi="Arial" w:eastAsia="Arial" w:cs="Arial"/>
-                <w:i w:val="false"/>
-                <w:b w:val="false"/>
-                <w:u w:val="none"/>
-                <w:strike w:val="false"/>
-                <w:sz w:val="18"/>
-                <w:szCs w:val="18"/>
-                <w:color w:val="000000"/>
-              </w:rPr>
-            </w:pPr>
-            <w:r>
-              <w:rPr>
-                <w:rFonts w:ascii="Arial" w:hAnsi="Arial" w:eastAsia="Arial" w:cs="Arial"/>
-                <w:i w:val="false"/>
-                <w:b w:val="false"/>
-                <w:u w:val="none"/>
-                <w:strike w:val="false"/>
-                <w:sz w:val="18"/>
-                <w:szCs w:val="18"/>
-                <w:color w:val="000000"/>
-              </w:rPr>
-              <w:t xml:space="preserve">46</w:t>
-            </w:r>
-          </w:p>
-        </w:tc>
-        <w:tc>
-          <w:tcPr>
-            <w:tcBorders>
-              <w:bottom w:val="single" w:sz="8" w:space="0" w:color="000000"/>
-              <w:top w:val="single" w:sz="8" w:space="0" w:color="000000"/>
-              <w:left w:val="single" w:sz="8" w:space="0" w:color="000000"/>
-              <w:right w:val="single" w:sz="8" w:space="0" w:color="000000"/>
-            </w:tcBorders>
-            <w:shd w:val="clear" w:color="auto" w:fill="FFFFFF"/>
-            <w:tcMar>
-              <w:top w:w="0" w:type="dxa"/>
-              <w:bottom w:w="0" w:type="dxa"/>
-              <w:left w:w="0" w:type="dxa"/>
-              <w:right w:w="0" w:type="dxa"/>
-            </w:tcMar>
-            <w:vAlign w:val="center"/>
-          </w:tcPr>
-          <w:p>
-            <w:pPr>
-              <w:jc w:val="left"/>
-              <w:pBdr>
-                <w:bottom w:val="none" w:sz="0" w:space="0" w:color="000000"/>
-                <w:top w:val="none" w:sz="0" w:space="0" w:color="000000"/>
-                <w:left w:val="none" w:sz="0" w:space="0" w:color="000000"/>
-                <w:right w:val="none" w:sz="0" w:space="0" w:color="000000"/>
-              </w:pBdr>
-              <w:spacing w:after="80" w:before="80" w:line="240"/>
-              <w:ind w:left="80" w:right="80" w:firstLine="0" w:firstLineChars="0"/>
-              <w:rPr>
-                <w:rFonts w:ascii="Arial" w:hAnsi="Arial" w:eastAsia="Arial" w:cs="Arial"/>
-                <w:i w:val="false"/>
-                <w:b w:val="false"/>
-                <w:u w:val="none"/>
-                <w:strike w:val="false"/>
-                <w:sz w:val="18"/>
-                <w:szCs w:val="18"/>
-                <w:color w:val="000000"/>
-              </w:rPr>
-            </w:pPr>
-            <w:r>
-              <w:rPr>
-                <w:rFonts w:ascii="Arial" w:hAnsi="Arial" w:eastAsia="Arial" w:cs="Arial"/>
-                <w:i w:val="false"/>
-                <w:b w:val="false"/>
-                <w:u w:val="none"/>
-                <w:strike w:val="false"/>
-                <w:sz w:val="18"/>
-                <w:szCs w:val="18"/>
-                <w:color w:val="000000"/>
-              </w:rPr>
-              <w:t xml:space="preserve">Torre in Pietra</w:t>
-            </w:r>
-          </w:p>
-        </w:tc>
-        <w:tc>
-          <w:tcPr>
-            <w:tcBorders>
-              <w:bottom w:val="single" w:sz="8" w:space="0" w:color="000000"/>
-              <w:top w:val="single" w:sz="8" w:space="0" w:color="000000"/>
-              <w:left w:val="single" w:sz="8" w:space="0" w:color="000000"/>
-              <w:right w:val="single" w:sz="8" w:space="0" w:color="000000"/>
-            </w:tcBorders>
-            <w:shd w:val="clear" w:color="auto" w:fill="FFFFFF"/>
-            <w:tcMar>
-              <w:top w:w="0" w:type="dxa"/>
-              <w:bottom w:w="0" w:type="dxa"/>
-              <w:left w:w="0" w:type="dxa"/>
-              <w:right w:w="0" w:type="dxa"/>
-            </w:tcMar>
-            <w:vAlign w:val="center"/>
-          </w:tcPr>
-          <w:p>
-            <w:pPr>
-              <w:jc w:val="left"/>
-              <w:pBdr>
-                <w:bottom w:val="none" w:sz="0" w:space="0" w:color="000000"/>
-                <w:top w:val="none" w:sz="0" w:space="0" w:color="000000"/>
-                <w:left w:val="none" w:sz="0" w:space="0" w:color="000000"/>
-                <w:right w:val="none" w:sz="0" w:space="0" w:color="000000"/>
-              </w:pBdr>
-              <w:spacing w:after="80" w:before="80" w:line="240"/>
-              <w:ind w:left="80" w:right="80" w:firstLine="0" w:firstLineChars="0"/>
-              <w:rPr>
-                <w:rFonts w:ascii="Arial" w:hAnsi="Arial" w:eastAsia="Arial" w:cs="Arial"/>
-                <w:i w:val="false"/>
-                <w:b w:val="false"/>
-                <w:u w:val="none"/>
-                <w:strike w:val="false"/>
-                <w:sz w:val="18"/>
-                <w:szCs w:val="18"/>
-                <w:color w:val="000000"/>
-              </w:rPr>
-            </w:pPr>
-            <w:r>
-              <w:rPr>
-                <w:rFonts w:ascii="Arial" w:hAnsi="Arial" w:eastAsia="Arial" w:cs="Arial"/>
-                <w:i w:val="false"/>
-                <w:b w:val="false"/>
-                <w:u w:val="none"/>
-                <w:strike w:val="false"/>
-                <w:sz w:val="18"/>
-                <w:szCs w:val="18"/>
-                <w:color w:val="000000"/>
-              </w:rPr>
-              <w:t xml:space="preserve"/>
-            </w:r>
-          </w:p>
-        </w:tc>
-        <w:tc>
-          <w:tcPr>
-            <w:tcBorders>
-              <w:bottom w:val="single" w:sz="8" w:space="0" w:color="000000"/>
-              <w:top w:val="single" w:sz="8" w:space="0" w:color="000000"/>
-              <w:left w:val="single" w:sz="8" w:space="0" w:color="000000"/>
-              <w:right w:val="single" w:sz="8" w:space="0" w:color="000000"/>
-            </w:tcBorders>
-            <w:shd w:val="clear" w:color="auto" w:fill="FFFFFF"/>
-            <w:tcMar>
-              <w:top w:w="0" w:type="dxa"/>
-              <w:bottom w:w="0" w:type="dxa"/>
-              <w:left w:w="0" w:type="dxa"/>
-              <w:right w:w="0" w:type="dxa"/>
-            </w:tcMar>
-            <w:vAlign w:val="center"/>
-          </w:tcPr>
-          <w:p>
-            <w:pPr>
-              <w:jc w:val="left"/>
-              <w:pBdr>
-                <w:bottom w:val="none" w:sz="0" w:space="0" w:color="000000"/>
-                <w:top w:val="none" w:sz="0" w:space="0" w:color="000000"/>
-                <w:left w:val="none" w:sz="0" w:space="0" w:color="000000"/>
-                <w:right w:val="none" w:sz="0" w:space="0" w:color="000000"/>
-              </w:pBdr>
-              <w:spacing w:after="80" w:before="80" w:line="240"/>
-              <w:ind w:left="80" w:right="80" w:firstLine="0" w:firstLineChars="0"/>
-              <w:rPr>
-                <w:rFonts w:ascii="Arial" w:hAnsi="Arial" w:eastAsia="Arial" w:cs="Arial"/>
-                <w:i w:val="false"/>
-                <w:b w:val="false"/>
-                <w:u w:val="none"/>
-                <w:strike w:val="false"/>
-                <w:sz w:val="18"/>
-                <w:szCs w:val="18"/>
-                <w:color w:val="000000"/>
-              </w:rPr>
-            </w:pPr>
-            <w:r>
-              <w:rPr>
-                <w:rFonts w:ascii="Arial" w:hAnsi="Arial" w:eastAsia="Arial" w:cs="Arial"/>
-                <w:i w:val="false"/>
-                <w:b w:val="false"/>
-                <w:u w:val="none"/>
-                <w:strike w:val="false"/>
-                <w:sz w:val="18"/>
-                <w:szCs w:val="18"/>
-                <w:color w:val="000000"/>
-              </w:rPr>
-              <w:t xml:space="preserve"/>
-            </w:r>
-          </w:p>
-        </w:tc>
-        <w:tc>
-          <w:tcPr>
-            <w:tcBorders>
-              <w:bottom w:val="single" w:sz="8" w:space="0" w:color="000000"/>
-              <w:top w:val="single" w:sz="8" w:space="0" w:color="000000"/>
-              <w:left w:val="single" w:sz="8" w:space="0" w:color="000000"/>
-              <w:right w:val="single" w:sz="8" w:space="0" w:color="000000"/>
-            </w:tcBorders>
-            <w:shd w:val="clear" w:color="auto" w:fill="FFFFFF"/>
-            <w:tcMar>
-              <w:top w:w="0" w:type="dxa"/>
-              <w:bottom w:w="0" w:type="dxa"/>
-              <w:left w:w="0" w:type="dxa"/>
-              <w:right w:w="0" w:type="dxa"/>
-            </w:tcMar>
-            <w:vAlign w:val="center"/>
-          </w:tcPr>
-          <w:p>
-            <w:pPr>
-              <w:jc w:val="left"/>
-              <w:pBdr>
-                <w:bottom w:val="none" w:sz="0" w:space="0" w:color="000000"/>
-                <w:top w:val="none" w:sz="0" w:space="0" w:color="000000"/>
-                <w:left w:val="none" w:sz="0" w:space="0" w:color="000000"/>
-                <w:right w:val="none" w:sz="0" w:space="0" w:color="000000"/>
-              </w:pBdr>
-              <w:spacing w:after="80" w:before="80" w:line="240"/>
-              <w:ind w:left="80" w:right="80" w:firstLine="0" w:firstLineChars="0"/>
-              <w:rPr>
-                <w:rFonts w:ascii="Arial" w:hAnsi="Arial" w:eastAsia="Arial" w:cs="Arial"/>
-                <w:i w:val="false"/>
-                <w:b w:val="false"/>
-                <w:u w:val="none"/>
-                <w:strike w:val="false"/>
-                <w:sz w:val="18"/>
-                <w:szCs w:val="18"/>
-                <w:color w:val="000000"/>
-              </w:rPr>
-            </w:pPr>
-            <w:r>
-              <w:rPr>
-                <w:rFonts w:ascii="Arial" w:hAnsi="Arial" w:eastAsia="Arial" w:cs="Arial"/>
-                <w:i w:val="false"/>
-                <w:b w:val="false"/>
-                <w:u w:val="none"/>
-                <w:strike w:val="false"/>
-                <w:sz w:val="18"/>
-                <w:szCs w:val="18"/>
-                <w:color w:val="000000"/>
-              </w:rPr>
-              <w:t xml:space="preserve"/>
-            </w:r>
-          </w:p>
-        </w:tc>
-        <w:tc>
-          <w:tcPr>
-            <w:tcBorders>
-              <w:bottom w:val="single" w:sz="8" w:space="0" w:color="000000"/>
-              <w:top w:val="single" w:sz="8" w:space="0" w:color="000000"/>
-              <w:left w:val="single" w:sz="8" w:space="0" w:color="000000"/>
-              <w:right w:val="single" w:sz="8" w:space="0" w:color="000000"/>
-            </w:tcBorders>
-            <w:shd w:val="clear" w:color="auto" w:fill="FFFFFF"/>
-            <w:tcMar>
-              <w:top w:w="0" w:type="dxa"/>
-              <w:bottom w:w="0" w:type="dxa"/>
-              <w:left w:w="0" w:type="dxa"/>
-              <w:right w:w="0" w:type="dxa"/>
-            </w:tcMar>
-            <w:vAlign w:val="center"/>
-          </w:tcPr>
-          <w:p>
-            <w:pPr>
-              <w:jc w:val="left"/>
-              <w:pBdr>
-                <w:bottom w:val="none" w:sz="0" w:space="0" w:color="000000"/>
-                <w:top w:val="none" w:sz="0" w:space="0" w:color="000000"/>
-                <w:left w:val="none" w:sz="0" w:space="0" w:color="000000"/>
-                <w:right w:val="none" w:sz="0" w:space="0" w:color="000000"/>
-              </w:pBdr>
-              <w:spacing w:after="80" w:before="80" w:line="240"/>
-              <w:ind w:left="80" w:right="80" w:firstLine="0" w:firstLineChars="0"/>
-              <w:rPr>
-                <w:rFonts w:ascii="Arial" w:hAnsi="Arial" w:eastAsia="Arial" w:cs="Arial"/>
-                <w:i w:val="false"/>
-                <w:b w:val="false"/>
-                <w:u w:val="none"/>
-                <w:strike w:val="false"/>
-                <w:sz w:val="18"/>
-                <w:szCs w:val="18"/>
-                <w:color w:val="000000"/>
-              </w:rPr>
-            </w:pPr>
-            <w:r>
-              <w:rPr>
-                <w:rFonts w:ascii="Arial" w:hAnsi="Arial" w:eastAsia="Arial" w:cs="Arial"/>
-                <w:i w:val="false"/>
-                <w:b w:val="false"/>
-                <w:u w:val="none"/>
-                <w:strike w:val="false"/>
-                <w:sz w:val="18"/>
-                <w:szCs w:val="18"/>
-                <w:color w:val="000000"/>
-              </w:rPr>
-              <w:t xml:space="preserve"/>
-            </w:r>
-          </w:p>
-        </w:tc>
-        <w:tc>
-          <w:tcPr>
-            <w:tcBorders>
-              <w:bottom w:val="single" w:sz="8" w:space="0" w:color="000000"/>
-              <w:top w:val="single" w:sz="8" w:space="0" w:color="000000"/>
-              <w:left w:val="single" w:sz="8" w:space="0" w:color="000000"/>
-              <w:right w:val="single" w:sz="8" w:space="0" w:color="000000"/>
-            </w:tcBorders>
-            <w:shd w:val="clear" w:color="auto" w:fill="FFFFFF"/>
-            <w:tcMar>
-              <w:top w:w="0" w:type="dxa"/>
-              <w:bottom w:w="0" w:type="dxa"/>
-              <w:left w:w="0" w:type="dxa"/>
-              <w:right w:w="0" w:type="dxa"/>
-            </w:tcMar>
-            <w:vAlign w:val="center"/>
-          </w:tcPr>
-          <w:p>
-            <w:pPr>
-              <w:jc w:val="left"/>
-              <w:pBdr>
-                <w:bottom w:val="none" w:sz="0" w:space="0" w:color="000000"/>
-                <w:top w:val="none" w:sz="0" w:space="0" w:color="000000"/>
-                <w:left w:val="none" w:sz="0" w:space="0" w:color="000000"/>
-                <w:right w:val="none" w:sz="0" w:space="0" w:color="000000"/>
-              </w:pBdr>
-              <w:spacing w:after="80" w:before="80" w:line="240"/>
-              <w:ind w:left="80" w:right="80" w:firstLine="0" w:firstLineChars="0"/>
-              <w:rPr>
-                <w:rFonts w:ascii="Arial" w:hAnsi="Arial" w:eastAsia="Arial" w:cs="Arial"/>
-                <w:i w:val="false"/>
-                <w:b w:val="false"/>
-                <w:u w:val="none"/>
-                <w:strike w:val="false"/>
-                <w:sz w:val="18"/>
-                <w:szCs w:val="18"/>
-                <w:color w:val="000000"/>
-              </w:rPr>
-            </w:pPr>
-            <w:r>
-              <w:rPr>
-                <w:rFonts w:ascii="Arial" w:hAnsi="Arial" w:eastAsia="Arial" w:cs="Arial"/>
-                <w:i w:val="false"/>
-                <w:b w:val="false"/>
-                <w:u w:val="none"/>
-                <w:strike w:val="false"/>
-                <w:sz w:val="18"/>
-                <w:szCs w:val="18"/>
-                <w:color w:val="000000"/>
-              </w:rPr>
-              <w:t xml:space="preserve"/>
-            </w:r>
-          </w:p>
-        </w:tc>
-        <w:tc>
-          <w:tcPr>
-            <w:tcBorders>
-              <w:bottom w:val="single" w:sz="8" w:space="0" w:color="000000"/>
-              <w:top w:val="single" w:sz="8" w:space="0" w:color="000000"/>
-              <w:left w:val="single" w:sz="8" w:space="0" w:color="000000"/>
-              <w:right w:val="single" w:sz="8" w:space="0" w:color="000000"/>
-            </w:tcBorders>
-            <w:shd w:val="clear" w:color="auto" w:fill="FFFFFF"/>
-            <w:tcMar>
-              <w:top w:w="0" w:type="dxa"/>
-              <w:bottom w:w="0" w:type="dxa"/>
-              <w:left w:w="0" w:type="dxa"/>
-              <w:right w:w="0" w:type="dxa"/>
-            </w:tcMar>
-            <w:vAlign w:val="center"/>
-          </w:tcPr>
-          <w:p>
-            <w:pPr>
-              <w:jc w:val="right"/>
-              <w:pBdr>
-                <w:bottom w:val="none" w:sz="0" w:space="0" w:color="000000"/>
-                <w:top w:val="none" w:sz="0" w:space="0" w:color="000000"/>
-                <w:left w:val="none" w:sz="0" w:space="0" w:color="000000"/>
-                <w:right w:val="none" w:sz="0" w:space="0" w:color="000000"/>
-              </w:pBdr>
-              <w:spacing w:after="80" w:before="80" w:line="240"/>
-              <w:ind w:left="80" w:right="80" w:firstLine="0" w:firstLineChars="0"/>
-              <w:rPr>
-                <w:rFonts w:ascii="Arial" w:hAnsi="Arial" w:eastAsia="Arial" w:cs="Arial"/>
-                <w:i w:val="false"/>
-                <w:b w:val="false"/>
-                <w:u w:val="none"/>
-                <w:strike w:val="false"/>
-                <w:sz w:val="18"/>
-                <w:szCs w:val="18"/>
-                <w:color w:val="000000"/>
-              </w:rPr>
-            </w:pPr>
-            <w:r>
-              <w:rPr>
-                <w:rFonts w:ascii="Arial" w:hAnsi="Arial" w:eastAsia="Arial" w:cs="Arial"/>
-                <w:i w:val="false"/>
-                <w:b w:val="false"/>
-                <w:u w:val="none"/>
-                <w:strike w:val="false"/>
-                <w:sz w:val="18"/>
-                <w:szCs w:val="18"/>
-                <w:color w:val="000000"/>
-              </w:rPr>
-              <w:t xml:space="preserve"/>
-            </w:r>
-          </w:p>
-        </w:tc>
-      </w:tr>
-      <w:tr>
-        <w:trPr>
-          <w:trHeight w:val="360" w:hRule="auto"/>
-        </w:trPr>
-        body45
-        <w:tc>
-          <w:tcPr>
-            <w:tcBorders>
-              <w:bottom w:val="single" w:sz="8" w:space="0" w:color="000000"/>
-              <w:top w:val="single" w:sz="8" w:space="0" w:color="000000"/>
-              <w:left w:val="single" w:sz="8" w:space="0" w:color="000000"/>
-              <w:right w:val="single" w:sz="8" w:space="0" w:color="000000"/>
-            </w:tcBorders>
-            <w:shd w:val="clear" w:color="auto" w:fill="FFFFFF"/>
-            <w:tcMar>
-              <w:top w:w="0" w:type="dxa"/>
-              <w:bottom w:w="0" w:type="dxa"/>
-              <w:left w:w="0" w:type="dxa"/>
-              <w:right w:w="0" w:type="dxa"/>
-            </w:tcMar>
-            <w:vAlign w:val="center"/>
-          </w:tcPr>
-          <w:p>
-            <w:pPr>
-              <w:jc w:val="right"/>
-              <w:pBdr>
-                <w:bottom w:val="none" w:sz="0" w:space="0" w:color="000000"/>
-                <w:top w:val="none" w:sz="0" w:space="0" w:color="000000"/>
-                <w:left w:val="none" w:sz="0" w:space="0" w:color="000000"/>
-                <w:right w:val="none" w:sz="0" w:space="0" w:color="000000"/>
-              </w:pBdr>
-              <w:spacing w:after="80" w:before="80" w:line="240"/>
-              <w:ind w:left="80" w:right="80" w:firstLine="0" w:firstLineChars="0"/>
-              <w:rPr>
-                <w:rFonts w:ascii="Arial" w:hAnsi="Arial" w:eastAsia="Arial" w:cs="Arial"/>
-                <w:i w:val="false"/>
-                <w:b w:val="false"/>
-                <w:u w:val="none"/>
-                <w:strike w:val="false"/>
-                <w:sz w:val="18"/>
-                <w:szCs w:val="18"/>
-                <w:color w:val="000000"/>
-              </w:rPr>
-            </w:pPr>
-            <w:r>
-              <w:rPr>
-                <w:rFonts w:ascii="Arial" w:hAnsi="Arial" w:eastAsia="Arial" w:cs="Arial"/>
-                <w:i w:val="false"/>
-                <w:b w:val="false"/>
-                <w:u w:val="none"/>
-                <w:strike w:val="false"/>
-                <w:sz w:val="18"/>
-                <w:szCs w:val="18"/>
-                <w:color w:val="000000"/>
-              </w:rPr>
-              <w:t xml:space="preserve">47</w:t>
-            </w:r>
-          </w:p>
-        </w:tc>
-        <w:tc>
-          <w:tcPr>
-            <w:tcBorders>
-              <w:bottom w:val="single" w:sz="8" w:space="0" w:color="000000"/>
-              <w:top w:val="single" w:sz="8" w:space="0" w:color="000000"/>
-              <w:left w:val="single" w:sz="8" w:space="0" w:color="000000"/>
-              <w:right w:val="single" w:sz="8" w:space="0" w:color="000000"/>
-            </w:tcBorders>
-            <w:shd w:val="clear" w:color="auto" w:fill="FFFFFF"/>
-            <w:tcMar>
-              <w:top w:w="0" w:type="dxa"/>
-              <w:bottom w:w="0" w:type="dxa"/>
-              <w:left w:w="0" w:type="dxa"/>
-              <w:right w:w="0" w:type="dxa"/>
-            </w:tcMar>
-            <w:vAlign w:val="center"/>
-          </w:tcPr>
-          <w:p>
-            <w:pPr>
-              <w:jc w:val="left"/>
-              <w:pBdr>
-                <w:bottom w:val="none" w:sz="0" w:space="0" w:color="000000"/>
-                <w:top w:val="none" w:sz="0" w:space="0" w:color="000000"/>
-                <w:left w:val="none" w:sz="0" w:space="0" w:color="000000"/>
-                <w:right w:val="none" w:sz="0" w:space="0" w:color="000000"/>
-              </w:pBdr>
-              <w:spacing w:after="80" w:before="80" w:line="240"/>
-              <w:ind w:left="80" w:right="80" w:firstLine="0" w:firstLineChars="0"/>
-              <w:rPr>
-                <w:rFonts w:ascii="Arial" w:hAnsi="Arial" w:eastAsia="Arial" w:cs="Arial"/>
-                <w:i w:val="false"/>
-                <w:b w:val="false"/>
-                <w:u w:val="none"/>
-                <w:strike w:val="false"/>
-                <w:sz w:val="18"/>
-                <w:szCs w:val="18"/>
-                <w:color w:val="000000"/>
-              </w:rPr>
-            </w:pPr>
-            <w:r>
-              <w:rPr>
-                <w:rFonts w:ascii="Arial" w:hAnsi="Arial" w:eastAsia="Arial" w:cs="Arial"/>
-                <w:i w:val="false"/>
-                <w:b w:val="false"/>
-                <w:u w:val="none"/>
-                <w:strike w:val="false"/>
-                <w:sz w:val="18"/>
-                <w:szCs w:val="18"/>
-                <w:color w:val="000000"/>
-              </w:rPr>
-              <w:t xml:space="preserve">Krapina</w:t>
-            </w:r>
-          </w:p>
-        </w:tc>
-        <w:tc>
-          <w:tcPr>
-            <w:tcBorders>
-              <w:bottom w:val="single" w:sz="8" w:space="0" w:color="000000"/>
-              <w:top w:val="single" w:sz="8" w:space="0" w:color="000000"/>
-              <w:left w:val="single" w:sz="8" w:space="0" w:color="000000"/>
-              <w:right w:val="single" w:sz="8" w:space="0" w:color="000000"/>
-            </w:tcBorders>
-            <w:shd w:val="clear" w:color="auto" w:fill="FFFFFF"/>
-            <w:tcMar>
-              <w:top w:w="0" w:type="dxa"/>
-              <w:bottom w:w="0" w:type="dxa"/>
-              <w:left w:w="0" w:type="dxa"/>
-              <w:right w:w="0" w:type="dxa"/>
-            </w:tcMar>
-            <w:vAlign w:val="center"/>
-          </w:tcPr>
-          <w:p>
-            <w:pPr>
-              <w:jc w:val="left"/>
-              <w:pBdr>
-                <w:bottom w:val="none" w:sz="0" w:space="0" w:color="000000"/>
-                <w:top w:val="none" w:sz="0" w:space="0" w:color="000000"/>
-                <w:left w:val="none" w:sz="0" w:space="0" w:color="000000"/>
-                <w:right w:val="none" w:sz="0" w:space="0" w:color="000000"/>
-              </w:pBdr>
-              <w:spacing w:after="80" w:before="80" w:line="240"/>
-              <w:ind w:left="80" w:right="80" w:firstLine="0" w:firstLineChars="0"/>
-              <w:rPr>
-                <w:rFonts w:ascii="Arial" w:hAnsi="Arial" w:eastAsia="Arial" w:cs="Arial"/>
-                <w:i w:val="false"/>
-                <w:b w:val="false"/>
-                <w:u w:val="none"/>
-                <w:strike w:val="false"/>
-                <w:sz w:val="18"/>
-                <w:szCs w:val="18"/>
-                <w:color w:val="000000"/>
-              </w:rPr>
-            </w:pPr>
-            <w:r>
-              <w:rPr>
-                <w:rFonts w:ascii="Arial" w:hAnsi="Arial" w:eastAsia="Arial" w:cs="Arial"/>
-                <w:i w:val="false"/>
-                <w:b w:val="false"/>
-                <w:u w:val="none"/>
-                <w:strike w:val="false"/>
-                <w:sz w:val="18"/>
-                <w:szCs w:val="18"/>
-                <w:color w:val="000000"/>
-              </w:rPr>
-              <w:t xml:space="preserve"/>
-            </w:r>
-          </w:p>
-        </w:tc>
-        <w:tc>
-          <w:tcPr>
-            <w:tcBorders>
-              <w:bottom w:val="single" w:sz="8" w:space="0" w:color="000000"/>
-              <w:top w:val="single" w:sz="8" w:space="0" w:color="000000"/>
-              <w:left w:val="single" w:sz="8" w:space="0" w:color="000000"/>
-              <w:right w:val="single" w:sz="8" w:space="0" w:color="000000"/>
-            </w:tcBorders>
-            <w:shd w:val="clear" w:color="auto" w:fill="FFFFFF"/>
-            <w:tcMar>
-              <w:top w:w="0" w:type="dxa"/>
-              <w:bottom w:w="0" w:type="dxa"/>
-              <w:left w:w="0" w:type="dxa"/>
-              <w:right w:w="0" w:type="dxa"/>
-            </w:tcMar>
-            <w:vAlign w:val="center"/>
-          </w:tcPr>
-          <w:p>
-            <w:pPr>
-              <w:jc w:val="left"/>
-              <w:pBdr>
-                <w:bottom w:val="none" w:sz="0" w:space="0" w:color="000000"/>
-                <w:top w:val="none" w:sz="0" w:space="0" w:color="000000"/>
-                <w:left w:val="none" w:sz="0" w:space="0" w:color="000000"/>
-                <w:right w:val="none" w:sz="0" w:space="0" w:color="000000"/>
-              </w:pBdr>
-              <w:spacing w:after="80" w:before="80" w:line="240"/>
-              <w:ind w:left="80" w:right="80" w:firstLine="0" w:firstLineChars="0"/>
-              <w:rPr>
-                <w:rFonts w:ascii="Arial" w:hAnsi="Arial" w:eastAsia="Arial" w:cs="Arial"/>
-                <w:i w:val="false"/>
-                <w:b w:val="false"/>
-                <w:u w:val="none"/>
-                <w:strike w:val="false"/>
-                <w:sz w:val="18"/>
-                <w:szCs w:val="18"/>
-                <w:color w:val="000000"/>
-              </w:rPr>
-            </w:pPr>
-            <w:r>
-              <w:rPr>
-                <w:rFonts w:ascii="Arial" w:hAnsi="Arial" w:eastAsia="Arial" w:cs="Arial"/>
-                <w:i w:val="false"/>
-                <w:b w:val="false"/>
-                <w:u w:val="none"/>
-                <w:strike w:val="false"/>
-                <w:sz w:val="18"/>
-                <w:szCs w:val="18"/>
-                <w:color w:val="000000"/>
-              </w:rPr>
-              <w:t xml:space="preserve"/>
-            </w:r>
-          </w:p>
-        </w:tc>
-        <w:tc>
-          <w:tcPr>
-            <w:tcBorders>
-              <w:bottom w:val="single" w:sz="8" w:space="0" w:color="000000"/>
-              <w:top w:val="single" w:sz="8" w:space="0" w:color="000000"/>
-              <w:left w:val="single" w:sz="8" w:space="0" w:color="000000"/>
-              <w:right w:val="single" w:sz="8" w:space="0" w:color="000000"/>
-            </w:tcBorders>
-            <w:shd w:val="clear" w:color="auto" w:fill="FFFFFF"/>
-            <w:tcMar>
-              <w:top w:w="0" w:type="dxa"/>
-              <w:bottom w:w="0" w:type="dxa"/>
-              <w:left w:w="0" w:type="dxa"/>
-              <w:right w:w="0" w:type="dxa"/>
-            </w:tcMar>
-            <w:vAlign w:val="center"/>
-          </w:tcPr>
-          <w:p>
-            <w:pPr>
-              <w:jc w:val="left"/>
-              <w:pBdr>
-                <w:bottom w:val="none" w:sz="0" w:space="0" w:color="000000"/>
-                <w:top w:val="none" w:sz="0" w:space="0" w:color="000000"/>
-                <w:left w:val="none" w:sz="0" w:space="0" w:color="000000"/>
-                <w:right w:val="none" w:sz="0" w:space="0" w:color="000000"/>
-              </w:pBdr>
-              <w:spacing w:after="80" w:before="80" w:line="240"/>
-              <w:ind w:left="80" w:right="80" w:firstLine="0" w:firstLineChars="0"/>
-              <w:rPr>
-                <w:rFonts w:ascii="Arial" w:hAnsi="Arial" w:eastAsia="Arial" w:cs="Arial"/>
-                <w:i w:val="false"/>
-                <w:b w:val="false"/>
-                <w:u w:val="none"/>
-                <w:strike w:val="false"/>
-                <w:sz w:val="18"/>
-                <w:szCs w:val="18"/>
-                <w:color w:val="000000"/>
-              </w:rPr>
-            </w:pPr>
-            <w:r>
-              <w:rPr>
-                <w:rFonts w:ascii="Arial" w:hAnsi="Arial" w:eastAsia="Arial" w:cs="Arial"/>
-                <w:i w:val="false"/>
-                <w:b w:val="false"/>
-                <w:u w:val="none"/>
-                <w:strike w:val="false"/>
-                <w:sz w:val="18"/>
-                <w:szCs w:val="18"/>
-                <w:color w:val="000000"/>
-              </w:rPr>
-              <w:t xml:space="preserve"/>
-            </w:r>
-          </w:p>
-        </w:tc>
-        <w:tc>
-          <w:tcPr>
-            <w:tcBorders>
-              <w:bottom w:val="single" w:sz="8" w:space="0" w:color="000000"/>
-              <w:top w:val="single" w:sz="8" w:space="0" w:color="000000"/>
-              <w:left w:val="single" w:sz="8" w:space="0" w:color="000000"/>
-              <w:right w:val="single" w:sz="8" w:space="0" w:color="000000"/>
-            </w:tcBorders>
-            <w:shd w:val="clear" w:color="auto" w:fill="FFFFFF"/>
-            <w:tcMar>
-              <w:top w:w="0" w:type="dxa"/>
-              <w:bottom w:w="0" w:type="dxa"/>
-              <w:left w:w="0" w:type="dxa"/>
-              <w:right w:w="0" w:type="dxa"/>
-            </w:tcMar>
-            <w:vAlign w:val="center"/>
-          </w:tcPr>
-          <w:p>
-            <w:pPr>
-              <w:jc w:val="left"/>
-              <w:pBdr>
-                <w:bottom w:val="none" w:sz="0" w:space="0" w:color="000000"/>
-                <w:top w:val="none" w:sz="0" w:space="0" w:color="000000"/>
-                <w:left w:val="none" w:sz="0" w:space="0" w:color="000000"/>
-                <w:right w:val="none" w:sz="0" w:space="0" w:color="000000"/>
-              </w:pBdr>
-              <w:spacing w:after="80" w:before="80" w:line="240"/>
-              <w:ind w:left="80" w:right="80" w:firstLine="0" w:firstLineChars="0"/>
-              <w:rPr>
-                <w:rFonts w:ascii="Arial" w:hAnsi="Arial" w:eastAsia="Arial" w:cs="Arial"/>
-                <w:i w:val="false"/>
-                <w:b w:val="false"/>
-                <w:u w:val="none"/>
-                <w:strike w:val="false"/>
-                <w:sz w:val="18"/>
-                <w:szCs w:val="18"/>
-                <w:color w:val="000000"/>
-              </w:rPr>
-            </w:pPr>
-            <w:r>
-              <w:rPr>
-                <w:rFonts w:ascii="Arial" w:hAnsi="Arial" w:eastAsia="Arial" w:cs="Arial"/>
-                <w:i w:val="false"/>
-                <w:b w:val="false"/>
-                <w:u w:val="none"/>
-                <w:strike w:val="false"/>
-                <w:sz w:val="18"/>
-                <w:szCs w:val="18"/>
-                <w:color w:val="000000"/>
-              </w:rPr>
-              <w:t xml:space="preserve"/>
+              <w:t xml:space="preserve">&gt;1500 stone artifacts (cores, flakes, denticulates, scrapers, points)</w:t>
             </w:r>
           </w:p>
         </w:tc>
